--- a/briefings/线口监测午报-2026-09-12.docx
+++ b/briefings/线口监测午报-2026-09-12.docx
@@ -22,7 +22,7 @@
           <w:color w:val="888888"/>
           <w:sz w:val="18"/>
         </w:rPr>
-        <w:t>监测窗口:近48小时 | 生成时间:2026-09-12 12:40</w:t>
+        <w:t>监测窗口:近48小时 | 生成时间:2026-09-12 13:49</w:t>
       </w:r>
     </w:p>
     <w:p>
@@ -70,6 +70,108 @@
           <w:color w:val="888888"/>
           <w:sz w:val="24"/>
         </w:rPr>
+        <w:t>荣耀亲选 DigaCite AI 相册管家上架：11 英寸全高清面板、内置 AI 创作功能，999 元</w:t>
+      </w:r>
+    </w:p>
+    <w:p>
+      <w:r>
+        <w:rPr>
+          <w:rFonts w:ascii="Times New Roman" w:hAnsi="Times New Roman" w:eastAsia="宋体"/>
+          <w:color w:val="888888"/>
+          <w:sz w:val="18"/>
+        </w:rPr>
+        <w:t>来源:IT之家 | 时间:09-12 13:23</w:t>
+      </w:r>
+    </w:p>
+    <w:p>
+      <w:r>
+        <w:rPr>
+          <w:rFonts w:ascii="Times New Roman" w:hAnsi="Times New Roman" w:eastAsia="宋体"/>
+          <w:sz w:val="18"/>
+        </w:rPr>
+        <w:t>链接:</w:t>
+      </w:r>
+      <w:hyperlink r:id="rId9">
+        <w:r>
+          <w:rPr>
+            <w:color w:val="0563C1"/>
+            <w:u w:val="single"/>
+          </w:rPr>
+          <w:t>荣耀亲选 DigaCite AI 相册管家上架：11 英寸全高清面板、内置 AI 创作功能，999 元</w:t>
+        </w:r>
+      </w:hyperlink>
+    </w:p>
+    <w:p>
+      <w:pPr>
+        <w:pStyle w:val="Heading3"/>
+      </w:pPr>
+      <w:r>
+        <w:rPr>
+          <w:rFonts w:ascii="Times New Roman" w:hAnsi="Times New Roman" w:eastAsia="黑体"/>
+          <w:b w:val="0"/>
+          <w:color w:val="888888"/>
+          <w:sz w:val="24"/>
+        </w:rPr>
+        <w:t>【C级·参考】</w:t>
+      </w:r>
+      <w:r>
+        <w:rPr>
+          <w:rFonts w:ascii="Times New Roman" w:hAnsi="Times New Roman" w:eastAsia="黑体"/>
+          <w:b w:val="0"/>
+          <w:color w:val="888888"/>
+          <w:sz w:val="24"/>
+        </w:rPr>
+        <w:t>25 位菲尔兹奖得主联合警告“AI 在数学领域严重错位”，邓煜调侃要退休回家写百合小说</w:t>
+      </w:r>
+    </w:p>
+    <w:p>
+      <w:r>
+        <w:rPr>
+          <w:rFonts w:ascii="Times New Roman" w:hAnsi="Times New Roman" w:eastAsia="宋体"/>
+          <w:color w:val="888888"/>
+          <w:sz w:val="18"/>
+        </w:rPr>
+        <w:t>来源:IT之家 | 时间:09-12 12:55</w:t>
+      </w:r>
+    </w:p>
+    <w:p>
+      <w:r>
+        <w:rPr>
+          <w:rFonts w:ascii="Times New Roman" w:hAnsi="Times New Roman" w:eastAsia="宋体"/>
+          <w:sz w:val="18"/>
+        </w:rPr>
+        <w:t>链接:</w:t>
+      </w:r>
+      <w:hyperlink r:id="rId10">
+        <w:r>
+          <w:rPr>
+            <w:color w:val="0563C1"/>
+            <w:u w:val="single"/>
+          </w:rPr>
+          <w:t>25 位菲尔兹奖得主联合警告“AI 在数学领域严重错位”，邓煜调侃要退休回家写百合小说</w:t>
+        </w:r>
+      </w:hyperlink>
+    </w:p>
+    <w:p>
+      <w:pPr>
+        <w:pStyle w:val="Heading3"/>
+      </w:pPr>
+      <w:r>
+        <w:rPr>
+          <w:rFonts w:ascii="Times New Roman" w:hAnsi="Times New Roman" w:eastAsia="黑体"/>
+          <w:b w:val="0"/>
+          <w:color w:val="888888"/>
+          <w:sz w:val="24"/>
+        </w:rPr>
+        <w:t>【C级·参考】</w:t>
+      </w:r>
+      <w:r>
+        <w:rPr>
+          <w:rFonts w:ascii="Times New Roman" w:hAnsi="Times New Roman" w:eastAsia="黑体"/>
+          <w:b w:val="0"/>
+          <w:color w:val="888888"/>
+          <w:sz w:val="24"/>
+        </w:rPr>
         <w:t>微信 AI 功能密集测试：图片发送界面新增“AI 处理”，支持美化、修改与信息提取</w:t>
       </w:r>
     </w:p>
@@ -91,7 +193,7 @@
         </w:rPr>
         <w:t>链接:</w:t>
       </w:r>
-      <w:hyperlink r:id="rId9">
+      <w:hyperlink r:id="rId11">
         <w:r>
           <w:rPr>
             <w:color w:val="0563C1"/>
@@ -142,7 +244,7 @@
         </w:rPr>
         <w:t>链接:</w:t>
       </w:r>
-      <w:hyperlink r:id="rId10">
+      <w:hyperlink r:id="rId12">
         <w:r>
           <w:rPr>
             <w:color w:val="0563C1"/>
@@ -193,7 +295,7 @@
         </w:rPr>
         <w:t>链接:</w:t>
       </w:r>
-      <w:hyperlink r:id="rId11">
+      <w:hyperlink r:id="rId13">
         <w:r>
           <w:rPr>
             <w:color w:val="0563C1"/>
@@ -244,7 +346,7 @@
         </w:rPr>
         <w:t>链接:</w:t>
       </w:r>
-      <w:hyperlink r:id="rId12">
+      <w:hyperlink r:id="rId14">
         <w:r>
           <w:rPr>
             <w:color w:val="0563C1"/>
@@ -295,7 +397,7 @@
         </w:rPr>
         <w:t>链接:</w:t>
       </w:r>
-      <w:hyperlink r:id="rId13">
+      <w:hyperlink r:id="rId15">
         <w:r>
           <w:rPr>
             <w:color w:val="0563C1"/>
@@ -346,7 +448,7 @@
         </w:rPr>
         <w:t>链接:</w:t>
       </w:r>
-      <w:hyperlink r:id="rId14">
+      <w:hyperlink r:id="rId16">
         <w:r>
           <w:rPr>
             <w:color w:val="0563C1"/>
@@ -397,7 +499,7 @@
         </w:rPr>
         <w:t>链接:</w:t>
       </w:r>
-      <w:hyperlink r:id="rId15">
+      <w:hyperlink r:id="rId17">
         <w:r>
           <w:rPr>
             <w:color w:val="0563C1"/>
@@ -448,7 +550,7 @@
         </w:rPr>
         <w:t>链接:</w:t>
       </w:r>
-      <w:hyperlink r:id="rId16">
+      <w:hyperlink r:id="rId18">
         <w:r>
           <w:rPr>
             <w:color w:val="0563C1"/>
@@ -499,7 +601,7 @@
         </w:rPr>
         <w:t>链接:</w:t>
       </w:r>
-      <w:hyperlink r:id="rId17">
+      <w:hyperlink r:id="rId19">
         <w:r>
           <w:rPr>
             <w:color w:val="0563C1"/>
@@ -529,7 +631,7 @@
           <w:color w:val="888888"/>
           <w:sz w:val="24"/>
         </w:rPr>
-        <w:t>Fairphone 旗下 Fairbuds 2 耳机外观谍照曝光：可选黑 / 绿双色，今年第四季度上市</w:t>
+        <w:t>AI researchers debate how close we are to recursive self-improvement</w:t>
       </w:r>
     </w:p>
     <w:p>
@@ -539,7 +641,7 @@
           <w:color w:val="888888"/>
           <w:sz w:val="18"/>
         </w:rPr>
-        <w:t>来源:IT之家 | 时间:09-12 06:55</w:t>
+        <w:t>来源:Hacker News | 时间:09-12 05:35</w:t>
       </w:r>
     </w:p>
     <w:p>
@@ -550,13 +652,13 @@
         </w:rPr>
         <w:t>链接:</w:t>
       </w:r>
-      <w:hyperlink r:id="rId18">
+      <w:hyperlink r:id="rId20">
         <w:r>
           <w:rPr>
             <w:color w:val="0563C1"/>
             <w:u w:val="single"/>
           </w:rPr>
-          <w:t>Fairphone 旗下 Fairbuds 2 耳机外观谍照曝光：可选黑 / 绿双色，今年第四季度上市</w:t>
+          <w:t>AI researchers debate how close we are to recursive self-improvement</w:t>
         </w:r>
       </w:hyperlink>
     </w:p>
@@ -601,7 +703,7 @@
         </w:rPr>
         <w:t>链接:</w:t>
       </w:r>
-      <w:hyperlink r:id="rId19">
+      <w:hyperlink r:id="rId21">
         <w:r>
           <w:rPr>
             <w:color w:val="0563C1"/>
@@ -652,7 +754,7 @@
         </w:rPr>
         <w:t>链接:</w:t>
       </w:r>
-      <w:hyperlink r:id="rId20">
+      <w:hyperlink r:id="rId22">
         <w:r>
           <w:rPr>
             <w:color w:val="0563C1"/>
@@ -703,64 +805,13 @@
         </w:rPr>
         <w:t>链接:</w:t>
       </w:r>
-      <w:hyperlink r:id="rId21">
+      <w:hyperlink r:id="rId23">
         <w:r>
           <w:rPr>
             <w:color w:val="0563C1"/>
             <w:u w:val="single"/>
           </w:rPr>
           <w:t>鸿石云锦亮相 CIOE：让彩色 MicroLED 进入更轻的 AI 眼镜</w:t>
-        </w:r>
-      </w:hyperlink>
-    </w:p>
-    <w:p>
-      <w:pPr>
-        <w:pStyle w:val="Heading3"/>
-      </w:pPr>
-      <w:r>
-        <w:rPr>
-          <w:rFonts w:ascii="Times New Roman" w:hAnsi="Times New Roman" w:eastAsia="黑体"/>
-          <w:b w:val="0"/>
-          <w:color w:val="888888"/>
-          <w:sz w:val="24"/>
-        </w:rPr>
-        <w:t>【C级·参考】</w:t>
-      </w:r>
-      <w:r>
-        <w:rPr>
-          <w:rFonts w:ascii="Times New Roman" w:hAnsi="Times New Roman" w:eastAsia="黑体"/>
-          <w:b w:val="0"/>
-          <w:color w:val="888888"/>
-          <w:sz w:val="24"/>
-        </w:rPr>
-        <w:t>高盛：总是盯着“AI 泡沫会不会破”不放，反而可能会低估 AI 创造的价值</w:t>
-      </w:r>
-    </w:p>
-    <w:p>
-      <w:r>
-        <w:rPr>
-          <w:rFonts w:ascii="Times New Roman" w:hAnsi="Times New Roman" w:eastAsia="宋体"/>
-          <w:color w:val="888888"/>
-          <w:sz w:val="18"/>
-        </w:rPr>
-        <w:t>来源:IT之家 | 时间:09-11 23:48</w:t>
-      </w:r>
-    </w:p>
-    <w:p>
-      <w:r>
-        <w:rPr>
-          <w:rFonts w:ascii="Times New Roman" w:hAnsi="Times New Roman" w:eastAsia="宋体"/>
-          <w:sz w:val="18"/>
-        </w:rPr>
-        <w:t>链接:</w:t>
-      </w:r>
-      <w:hyperlink r:id="rId22">
-        <w:r>
-          <w:rPr>
-            <w:color w:val="0563C1"/>
-            <w:u w:val="single"/>
-          </w:rPr>
-          <w:t>高盛：总是盯着“AI 泡沫会不会破”不放，反而可能会低估 AI 创造的价值</w:t>
         </w:r>
       </w:hyperlink>
     </w:p>
@@ -805,64 +856,13 @@
         </w:rPr>
         <w:t>链接:</w:t>
       </w:r>
-      <w:hyperlink r:id="rId23">
+      <w:hyperlink r:id="rId24">
         <w:r>
           <w:rPr>
             <w:color w:val="0563C1"/>
             <w:u w:val="single"/>
           </w:rPr>
           <w:t>Meta AI眼镜引发隐私风波 苹果新CEO回应“变态眼镜”</w:t>
-        </w:r>
-      </w:hyperlink>
-    </w:p>
-    <w:p>
-      <w:pPr>
-        <w:pStyle w:val="Heading3"/>
-      </w:pPr>
-      <w:r>
-        <w:rPr>
-          <w:rFonts w:ascii="Times New Roman" w:hAnsi="Times New Roman" w:eastAsia="黑体"/>
-          <w:b w:val="0"/>
-          <w:color w:val="888888"/>
-          <w:sz w:val="24"/>
-        </w:rPr>
-        <w:t>【C级·参考】</w:t>
-      </w:r>
-      <w:r>
-        <w:rPr>
-          <w:rFonts w:ascii="Times New Roman" w:hAnsi="Times New Roman" w:eastAsia="黑体"/>
-          <w:b w:val="0"/>
-          <w:color w:val="888888"/>
-          <w:sz w:val="24"/>
-        </w:rPr>
-        <w:t>苹果CEO回应“变态眼镜”隐私问题，AI眼镜时代的挑战与机遇</w:t>
-      </w:r>
-    </w:p>
-    <w:p>
-      <w:r>
-        <w:rPr>
-          <w:rFonts w:ascii="Times New Roman" w:hAnsi="Times New Roman" w:eastAsia="宋体"/>
-          <w:color w:val="888888"/>
-          <w:sz w:val="18"/>
-        </w:rPr>
-        <w:t>来源:Bing新闻 | 时间:09-11 20:21</w:t>
-      </w:r>
-    </w:p>
-    <w:p>
-      <w:r>
-        <w:rPr>
-          <w:rFonts w:ascii="Times New Roman" w:hAnsi="Times New Roman" w:eastAsia="宋体"/>
-          <w:sz w:val="18"/>
-        </w:rPr>
-        <w:t>链接:</w:t>
-      </w:r>
-      <w:hyperlink r:id="rId24">
-        <w:r>
-          <w:rPr>
-            <w:color w:val="0563C1"/>
-            <w:u w:val="single"/>
-          </w:rPr>
-          <w:t>苹果CEO回应“变态眼镜”隐私问题，AI眼镜时代的挑战与机遇</w:t>
         </w:r>
       </w:hyperlink>
     </w:p>
@@ -928,6 +928,57 @@
           <w:color w:val="888888"/>
           <w:sz w:val="24"/>
         </w:rPr>
+        <w:t>【C级·参考】</w:t>
+      </w:r>
+      <w:r>
+        <w:rPr>
+          <w:rFonts w:ascii="Times New Roman" w:hAnsi="Times New Roman" w:eastAsia="黑体"/>
+          <w:b w:val="0"/>
+          <w:color w:val="888888"/>
+          <w:sz w:val="24"/>
+        </w:rPr>
+        <w:t>讯飞AI眼镜接入蚂蚁灵影AOS ，从“AI工具”跃升为城市生活新入口</w:t>
+      </w:r>
+    </w:p>
+    <w:p>
+      <w:r>
+        <w:rPr>
+          <w:rFonts w:ascii="Times New Roman" w:hAnsi="Times New Roman" w:eastAsia="宋体"/>
+          <w:color w:val="888888"/>
+          <w:sz w:val="18"/>
+        </w:rPr>
+        <w:t>来源:Bing新闻 | 时间:09-11 18:02</w:t>
+      </w:r>
+    </w:p>
+    <w:p>
+      <w:r>
+        <w:rPr>
+          <w:rFonts w:ascii="Times New Roman" w:hAnsi="Times New Roman" w:eastAsia="宋体"/>
+          <w:sz w:val="18"/>
+        </w:rPr>
+        <w:t>链接:</w:t>
+      </w:r>
+      <w:hyperlink r:id="rId26">
+        <w:r>
+          <w:rPr>
+            <w:color w:val="0563C1"/>
+            <w:u w:val="single"/>
+          </w:rPr>
+          <w:t>讯飞AI眼镜接入蚂蚁灵影AOS ，从“AI工具”跃升为城市生活新入口</w:t>
+        </w:r>
+      </w:hyperlink>
+    </w:p>
+    <w:p>
+      <w:pPr>
+        <w:pStyle w:val="Heading3"/>
+      </w:pPr>
+      <w:r>
+        <w:rPr>
+          <w:rFonts w:ascii="Times New Roman" w:hAnsi="Times New Roman" w:eastAsia="黑体"/>
+          <w:b w:val="0"/>
+          <w:color w:val="888888"/>
+          <w:sz w:val="24"/>
+        </w:rPr>
         <w:t>【C级·参考|本地】</w:t>
       </w:r>
       <w:r>
@@ -958,7 +1009,7 @@
         </w:rPr>
         <w:t>链接:</w:t>
       </w:r>
-      <w:hyperlink r:id="rId26">
+      <w:hyperlink r:id="rId27">
         <w:r>
           <w:rPr>
             <w:color w:val="0563C1"/>
@@ -1009,115 +1060,13 @@
         </w:rPr>
         <w:t>链接:</w:t>
       </w:r>
-      <w:hyperlink r:id="rId27">
+      <w:hyperlink r:id="rId28">
         <w:r>
           <w:rPr>
             <w:color w:val="0563C1"/>
             <w:u w:val="single"/>
           </w:rPr>
           <w:t>AI眼镜爆发前夜！康冠科技多款产品正冲刺2026下半年，轻量化人机交互要来了</w:t>
-        </w:r>
-      </w:hyperlink>
-    </w:p>
-    <w:p>
-      <w:pPr>
-        <w:pStyle w:val="Heading3"/>
-      </w:pPr>
-      <w:r>
-        <w:rPr>
-          <w:rFonts w:ascii="Times New Roman" w:hAnsi="Times New Roman" w:eastAsia="黑体"/>
-          <w:b w:val="0"/>
-          <w:color w:val="888888"/>
-          <w:sz w:val="24"/>
-        </w:rPr>
-        <w:t>【C级·参考】</w:t>
-      </w:r>
-      <w:r>
-        <w:rPr>
-          <w:rFonts w:ascii="Times New Roman" w:hAnsi="Times New Roman" w:eastAsia="黑体"/>
-          <w:b w:val="0"/>
-          <w:color w:val="888888"/>
-          <w:sz w:val="24"/>
-        </w:rPr>
-        <w:t>讯飞AI眼镜牵手蚂蚁灵影AOS，开启智能穿戴从工具到生活入口新篇章</w:t>
-      </w:r>
-    </w:p>
-    <w:p>
-      <w:r>
-        <w:rPr>
-          <w:rFonts w:ascii="Times New Roman" w:hAnsi="Times New Roman" w:eastAsia="宋体"/>
-          <w:color w:val="888888"/>
-          <w:sz w:val="18"/>
-        </w:rPr>
-        <w:t>来源:Bing新闻 | 时间:09-11 11:38</w:t>
-      </w:r>
-    </w:p>
-    <w:p>
-      <w:r>
-        <w:rPr>
-          <w:rFonts w:ascii="Times New Roman" w:hAnsi="Times New Roman" w:eastAsia="宋体"/>
-          <w:sz w:val="18"/>
-        </w:rPr>
-        <w:t>链接:</w:t>
-      </w:r>
-      <w:hyperlink r:id="rId28">
-        <w:r>
-          <w:rPr>
-            <w:color w:val="0563C1"/>
-            <w:u w:val="single"/>
-          </w:rPr>
-          <w:t>讯飞AI眼镜牵手蚂蚁灵影AOS，开启智能穿戴从工具到生活入口新篇章</w:t>
-        </w:r>
-      </w:hyperlink>
-    </w:p>
-    <w:p>
-      <w:pPr>
-        <w:pStyle w:val="Heading3"/>
-      </w:pPr>
-      <w:r>
-        <w:rPr>
-          <w:rFonts w:ascii="Times New Roman" w:hAnsi="Times New Roman" w:eastAsia="黑体"/>
-          <w:b w:val="0"/>
-          <w:color w:val="888888"/>
-          <w:sz w:val="24"/>
-        </w:rPr>
-        <w:t>【C级·参考】</w:t>
-      </w:r>
-      <w:r>
-        <w:rPr>
-          <w:rFonts w:ascii="Times New Roman" w:hAnsi="Times New Roman" w:eastAsia="黑体"/>
-          <w:b w:val="0"/>
-          <w:color w:val="888888"/>
-          <w:sz w:val="24"/>
-        </w:rPr>
-        <w:t>《原神》63位角色声音“被AI盗用”，米哈游获赔75万元！</w:t>
-      </w:r>
-    </w:p>
-    <w:p>
-      <w:r>
-        <w:rPr>
-          <w:rFonts w:ascii="Times New Roman" w:hAnsi="Times New Roman" w:eastAsia="宋体"/>
-          <w:color w:val="888888"/>
-          <w:sz w:val="18"/>
-        </w:rPr>
-        <w:t>来源:GameLook | 时间:09-11 10:02</w:t>
-      </w:r>
-    </w:p>
-    <w:p>
-      <w:r>
-        <w:rPr>
-          <w:rFonts w:ascii="Times New Roman" w:hAnsi="Times New Roman" w:eastAsia="宋体"/>
-          <w:sz w:val="18"/>
-        </w:rPr>
-        <w:t>链接:</w:t>
-      </w:r>
-      <w:hyperlink r:id="rId29">
-        <w:r>
-          <w:rPr>
-            <w:color w:val="0563C1"/>
-            <w:u w:val="single"/>
-          </w:rPr>
-          <w:t>《原神》63位角色声音“被AI盗用”，米哈游获赔75万元！</w:t>
         </w:r>
       </w:hyperlink>
     </w:p>
@@ -1174,7 +1123,7 @@
         </w:rPr>
         <w:t>链接:</w:t>
       </w:r>
-      <w:hyperlink r:id="rId30">
+      <w:hyperlink r:id="rId29">
         <w:r>
           <w:rPr>
             <w:color w:val="0563C1"/>
@@ -1237,7 +1186,7 @@
         </w:rPr>
         <w:t>链接:</w:t>
       </w:r>
-      <w:hyperlink r:id="rId31">
+      <w:hyperlink r:id="rId30">
         <w:r>
           <w:rPr>
             <w:color w:val="0563C1"/>
@@ -1300,7 +1249,7 @@
         </w:rPr>
         <w:t>链接:</w:t>
       </w:r>
-      <w:hyperlink r:id="rId32">
+      <w:hyperlink r:id="rId31">
         <w:r>
           <w:rPr>
             <w:color w:val="0563C1"/>
@@ -1321,6 +1270,57 @@
         </w:rPr>
         <w:t>游戏/电竞/平台公司</w:t>
       </w:r>
+    </w:p>
+    <w:p>
+      <w:pPr>
+        <w:pStyle w:val="Heading3"/>
+      </w:pPr>
+      <w:r>
+        <w:rPr>
+          <w:rFonts w:ascii="Times New Roman" w:hAnsi="Times New Roman" w:eastAsia="黑体"/>
+          <w:b w:val="0"/>
+          <w:color w:val="888888"/>
+          <w:sz w:val="24"/>
+        </w:rPr>
+        <w:t>【C级·参考】</w:t>
+      </w:r>
+      <w:r>
+        <w:rPr>
+          <w:rFonts w:ascii="Times New Roman" w:hAnsi="Times New Roman" w:eastAsia="黑体"/>
+          <w:b w:val="0"/>
+          <w:color w:val="888888"/>
+          <w:sz w:val="24"/>
+        </w:rPr>
+        <w:t>腾讯 QQ 开放高校群认证，旨在防范不法分子私设山寨群聊诈骗新生钱财</w:t>
+      </w:r>
+    </w:p>
+    <w:p>
+      <w:r>
+        <w:rPr>
+          <w:rFonts w:ascii="Times New Roman" w:hAnsi="Times New Roman" w:eastAsia="宋体"/>
+          <w:color w:val="888888"/>
+          <w:sz w:val="18"/>
+        </w:rPr>
+        <w:t>来源:IT之家 | 时间:09-12 13:43</w:t>
+      </w:r>
+    </w:p>
+    <w:p>
+      <w:r>
+        <w:rPr>
+          <w:rFonts w:ascii="Times New Roman" w:hAnsi="Times New Roman" w:eastAsia="宋体"/>
+          <w:sz w:val="18"/>
+        </w:rPr>
+        <w:t>链接:</w:t>
+      </w:r>
+      <w:hyperlink r:id="rId32">
+        <w:r>
+          <w:rPr>
+            <w:color w:val="0563C1"/>
+            <w:u w:val="single"/>
+          </w:rPr>
+          <w:t>腾讯 QQ 开放高校群认证，旨在防范不法分子私设山寨群聊诈骗新生钱财</w:t>
+        </w:r>
+      </w:hyperlink>
     </w:p>
     <w:p>
       <w:pPr>
@@ -1528,6 +1528,18 @@
     </w:p>
     <w:p>
       <w:pPr>
+        <w:pStyle w:val="Heading2"/>
+      </w:pPr>
+      <w:r>
+        <w:rPr>
+          <w:rFonts w:ascii="Times New Roman" w:hAnsi="Times New Roman" w:eastAsia="黑体"/>
+          <w:sz w:val="28"/>
+        </w:rPr>
+        <w:t>消费/以旧换新/新餐饮</w:t>
+      </w:r>
+    </w:p>
+    <w:p>
+      <w:pPr>
         <w:pStyle w:val="Heading3"/>
       </w:pPr>
       <w:r>
@@ -1546,7 +1558,7 @@
           <w:color w:val="888888"/>
           <w:sz w:val="24"/>
         </w:rPr>
-        <w:t>刘慈欣硬撑中国科幻，《流浪地球：望日》游戏登上热搜！团队热血，玩家理性</w:t>
+        <w:t>京东：购苹果 iPhone 18 Pro 系列手机以旧换新至高补 900 元、早鸟票中签用户赠 AppleCare Services 原厂服务</w:t>
       </w:r>
     </w:p>
     <w:p>
@@ -1556,7 +1568,7 @@
           <w:color w:val="888888"/>
           <w:sz w:val="18"/>
         </w:rPr>
-        <w:t>来源:GameLook | 时间:09-11 10:44</w:t>
+        <w:t>来源:IT之家 | 时间:09-12 13:05</w:t>
       </w:r>
     </w:p>
     <w:p>
@@ -1573,21 +1585,9 @@
             <w:color w:val="0563C1"/>
             <w:u w:val="single"/>
           </w:rPr>
-          <w:t>刘慈欣硬撑中国科幻，《流浪地球：望日》游戏登上热搜！团队热血，玩家理性</w:t>
+          <w:t>京东：购苹果 iPhone 18 Pro 系列手机以旧换新至高补 900 元、早鸟票中签用户赠 AppleCare Services 原厂服务</w:t>
         </w:r>
       </w:hyperlink>
-    </w:p>
-    <w:p>
-      <w:pPr>
-        <w:pStyle w:val="Heading2"/>
-      </w:pPr>
-      <w:r>
-        <w:rPr>
-          <w:rFonts w:ascii="Times New Roman" w:hAnsi="Times New Roman" w:eastAsia="黑体"/>
-          <w:sz w:val="28"/>
-        </w:rPr>
-        <w:t>消费/以旧换新/新餐饮</w:t>
-      </w:r>
     </w:p>
     <w:p>
       <w:pPr>
@@ -1666,7 +1666,7 @@
           <w:rFonts w:ascii="Times New Roman" w:hAnsi="Times New Roman" w:eastAsia="宋体"/>
           <w:sz w:val="18"/>
         </w:rPr>
-        <w:t>IT之家(60)、GameLook(8)、HackerNews(7)、Bing新闻(8)</w:t>
+        <w:t>IT之家(60)、GameLook(8)、HackerNews(8)、Bing新闻(8)</w:t>
       </w:r>
     </w:p>
     <w:p>

--- a/briefings/线口监测午报-2026-09-12.docx
+++ b/briefings/线口监测午报-2026-09-12.docx
@@ -22,7 +22,7 @@
           <w:color w:val="888888"/>
           <w:sz w:val="18"/>
         </w:rPr>
-        <w:t>监测窗口:近48小时 | 生成时间:2026-09-12 13:49</w:t>
+        <w:t>监测窗口:近48小时 | 生成时间:2026-09-12 19:34</w:t>
       </w:r>
     </w:p>
     <w:p>
@@ -70,6 +70,261 @@
           <w:color w:val="888888"/>
           <w:sz w:val="24"/>
         </w:rPr>
+        <w:t>绿联发布 AI NAS iDX6011 Pro：酷睿 Ultra 7 255H、内存 64GB，首发价 15999 元</w:t>
+      </w:r>
+    </w:p>
+    <w:p>
+      <w:r>
+        <w:rPr>
+          <w:rFonts w:ascii="Times New Roman" w:hAnsi="Times New Roman" w:eastAsia="宋体"/>
+          <w:color w:val="888888"/>
+          <w:sz w:val="18"/>
+        </w:rPr>
+        <w:t>来源:IT之家 | 时间:09-12 18:50</w:t>
+      </w:r>
+    </w:p>
+    <w:p>
+      <w:r>
+        <w:rPr>
+          <w:rFonts w:ascii="Times New Roman" w:hAnsi="Times New Roman" w:eastAsia="宋体"/>
+          <w:sz w:val="18"/>
+        </w:rPr>
+        <w:t>链接:</w:t>
+      </w:r>
+      <w:hyperlink r:id="rId9">
+        <w:r>
+          <w:rPr>
+            <w:color w:val="0563C1"/>
+            <w:u w:val="single"/>
+          </w:rPr>
+          <w:t>绿联发布 AI NAS iDX6011 Pro：酷睿 Ultra 7 255H、内存 64GB，首发价 15999 元</w:t>
+        </w:r>
+      </w:hyperlink>
+    </w:p>
+    <w:p>
+      <w:pPr>
+        <w:pStyle w:val="Heading3"/>
+      </w:pPr>
+      <w:r>
+        <w:rPr>
+          <w:rFonts w:ascii="Times New Roman" w:hAnsi="Times New Roman" w:eastAsia="黑体"/>
+          <w:b w:val="0"/>
+          <w:color w:val="888888"/>
+          <w:sz w:val="24"/>
+        </w:rPr>
+        <w:t>【C级·参考】</w:t>
+      </w:r>
+      <w:r>
+        <w:rPr>
+          <w:rFonts w:ascii="Times New Roman" w:hAnsi="Times New Roman" w:eastAsia="黑体"/>
+          <w:b w:val="0"/>
+          <w:color w:val="888888"/>
+          <w:sz w:val="24"/>
+        </w:rPr>
+        <w:t>开源 AI 移动自动化项目 Minitap 指控谷歌盗用自家代码，且起初未注明出处</w:t>
+      </w:r>
+    </w:p>
+    <w:p>
+      <w:r>
+        <w:rPr>
+          <w:rFonts w:ascii="Times New Roman" w:hAnsi="Times New Roman" w:eastAsia="宋体"/>
+          <w:color w:val="888888"/>
+          <w:sz w:val="18"/>
+        </w:rPr>
+        <w:t>来源:IT之家 | 时间:09-12 16:07</w:t>
+      </w:r>
+    </w:p>
+    <w:p>
+      <w:r>
+        <w:rPr>
+          <w:rFonts w:ascii="Times New Roman" w:hAnsi="Times New Roman" w:eastAsia="宋体"/>
+          <w:sz w:val="18"/>
+        </w:rPr>
+        <w:t>链接:</w:t>
+      </w:r>
+      <w:hyperlink r:id="rId10">
+        <w:r>
+          <w:rPr>
+            <w:color w:val="0563C1"/>
+            <w:u w:val="single"/>
+          </w:rPr>
+          <w:t>开源 AI 移动自动化项目 Minitap 指控谷歌盗用自家代码，且起初未注明出处</w:t>
+        </w:r>
+      </w:hyperlink>
+    </w:p>
+    <w:p>
+      <w:pPr>
+        <w:pStyle w:val="Heading3"/>
+      </w:pPr>
+      <w:r>
+        <w:rPr>
+          <w:rFonts w:ascii="Times New Roman" w:hAnsi="Times New Roman" w:eastAsia="黑体"/>
+          <w:b w:val="0"/>
+          <w:color w:val="888888"/>
+          <w:sz w:val="24"/>
+        </w:rPr>
+        <w:t>【C级·参考】</w:t>
+      </w:r>
+      <w:r>
+        <w:rPr>
+          <w:rFonts w:ascii="Times New Roman" w:hAnsi="Times New Roman" w:eastAsia="黑体"/>
+          <w:b w:val="0"/>
+          <w:color w:val="888888"/>
+          <w:sz w:val="24"/>
+        </w:rPr>
+        <w:t>Anthropic 研究员警告“AI 灭绝人类”后，美国两党议员呼吁政府采取更多行动</w:t>
+      </w:r>
+    </w:p>
+    <w:p>
+      <w:r>
+        <w:rPr>
+          <w:rFonts w:ascii="Times New Roman" w:hAnsi="Times New Roman" w:eastAsia="宋体"/>
+          <w:color w:val="888888"/>
+          <w:sz w:val="18"/>
+        </w:rPr>
+        <w:t>来源:IT之家 | 时间:09-12 15:54</w:t>
+      </w:r>
+    </w:p>
+    <w:p>
+      <w:r>
+        <w:rPr>
+          <w:rFonts w:ascii="Times New Roman" w:hAnsi="Times New Roman" w:eastAsia="宋体"/>
+          <w:sz w:val="18"/>
+        </w:rPr>
+        <w:t>链接:</w:t>
+      </w:r>
+      <w:hyperlink r:id="rId11">
+        <w:r>
+          <w:rPr>
+            <w:color w:val="0563C1"/>
+            <w:u w:val="single"/>
+          </w:rPr>
+          <w:t>Anthropic 研究员警告“AI 灭绝人类”后，美国两党议员呼吁政府采取更多行动</w:t>
+        </w:r>
+      </w:hyperlink>
+    </w:p>
+    <w:p>
+      <w:pPr>
+        <w:pStyle w:val="Heading3"/>
+      </w:pPr>
+      <w:r>
+        <w:rPr>
+          <w:rFonts w:ascii="Times New Roman" w:hAnsi="Times New Roman" w:eastAsia="黑体"/>
+          <w:b w:val="0"/>
+          <w:color w:val="888888"/>
+          <w:sz w:val="24"/>
+        </w:rPr>
+        <w:t>【C级·参考】</w:t>
+      </w:r>
+      <w:r>
+        <w:rPr>
+          <w:rFonts w:ascii="Times New Roman" w:hAnsi="Times New Roman" w:eastAsia="黑体"/>
+          <w:b w:val="0"/>
+          <w:color w:val="888888"/>
+          <w:sz w:val="24"/>
+        </w:rPr>
+        <w:t>Hugging Face CEO：Anthropic 研究员谈 AI 灭绝风险，就像空调维修工谈气候变化</w:t>
+      </w:r>
+    </w:p>
+    <w:p>
+      <w:r>
+        <w:rPr>
+          <w:rFonts w:ascii="Times New Roman" w:hAnsi="Times New Roman" w:eastAsia="宋体"/>
+          <w:color w:val="888888"/>
+          <w:sz w:val="18"/>
+        </w:rPr>
+        <w:t>来源:IT之家 | 时间:09-12 15:23</w:t>
+      </w:r>
+    </w:p>
+    <w:p>
+      <w:r>
+        <w:rPr>
+          <w:rFonts w:ascii="Times New Roman" w:hAnsi="Times New Roman" w:eastAsia="宋体"/>
+          <w:sz w:val="18"/>
+        </w:rPr>
+        <w:t>链接:</w:t>
+      </w:r>
+      <w:hyperlink r:id="rId12">
+        <w:r>
+          <w:rPr>
+            <w:color w:val="0563C1"/>
+            <w:u w:val="single"/>
+          </w:rPr>
+          <w:t>Hugging Face CEO：Anthropic 研究员谈 AI 灭绝风险，就像空调维修工谈气候变化</w:t>
+        </w:r>
+      </w:hyperlink>
+    </w:p>
+    <w:p>
+      <w:pPr>
+        <w:pStyle w:val="Heading3"/>
+      </w:pPr>
+      <w:r>
+        <w:rPr>
+          <w:rFonts w:ascii="Times New Roman" w:hAnsi="Times New Roman" w:eastAsia="黑体"/>
+          <w:b w:val="0"/>
+          <w:color w:val="888888"/>
+          <w:sz w:val="24"/>
+        </w:rPr>
+        <w:t>【C级·参考】</w:t>
+      </w:r>
+      <w:r>
+        <w:rPr>
+          <w:rFonts w:ascii="Times New Roman" w:hAnsi="Times New Roman" w:eastAsia="黑体"/>
+          <w:b w:val="0"/>
+          <w:color w:val="888888"/>
+          <w:sz w:val="24"/>
+        </w:rPr>
+        <w:t>国家超算互联网注册用户量突破 170 万，国产算力占比超 95%</w:t>
+      </w:r>
+    </w:p>
+    <w:p>
+      <w:r>
+        <w:rPr>
+          <w:rFonts w:ascii="Times New Roman" w:hAnsi="Times New Roman" w:eastAsia="宋体"/>
+          <w:color w:val="888888"/>
+          <w:sz w:val="18"/>
+        </w:rPr>
+        <w:t>来源:IT之家 | 时间:09-12 14:58</w:t>
+      </w:r>
+    </w:p>
+    <w:p>
+      <w:r>
+        <w:rPr>
+          <w:rFonts w:ascii="Times New Roman" w:hAnsi="Times New Roman" w:eastAsia="宋体"/>
+          <w:sz w:val="18"/>
+        </w:rPr>
+        <w:t>链接:</w:t>
+      </w:r>
+      <w:hyperlink r:id="rId13">
+        <w:r>
+          <w:rPr>
+            <w:color w:val="0563C1"/>
+            <w:u w:val="single"/>
+          </w:rPr>
+          <w:t>国家超算互联网注册用户量突破 170 万，国产算力占比超 95%</w:t>
+        </w:r>
+      </w:hyperlink>
+    </w:p>
+    <w:p>
+      <w:pPr>
+        <w:pStyle w:val="Heading3"/>
+      </w:pPr>
+      <w:r>
+        <w:rPr>
+          <w:rFonts w:ascii="Times New Roman" w:hAnsi="Times New Roman" w:eastAsia="黑体"/>
+          <w:b w:val="0"/>
+          <w:color w:val="888888"/>
+          <w:sz w:val="24"/>
+        </w:rPr>
+        <w:t>【C级·参考】</w:t>
+      </w:r>
+      <w:r>
+        <w:rPr>
+          <w:rFonts w:ascii="Times New Roman" w:hAnsi="Times New Roman" w:eastAsia="黑体"/>
+          <w:b w:val="0"/>
+          <w:color w:val="888888"/>
+          <w:sz w:val="24"/>
+        </w:rPr>
         <w:t>荣耀亲选 DigaCite AI 相册管家上架：11 英寸全高清面板、内置 AI 创作功能，999 元</w:t>
       </w:r>
     </w:p>
@@ -91,7 +346,7 @@
         </w:rPr>
         <w:t>链接:</w:t>
       </w:r>
-      <w:hyperlink r:id="rId9">
+      <w:hyperlink r:id="rId14">
         <w:r>
           <w:rPr>
             <w:color w:val="0563C1"/>
@@ -142,7 +397,7 @@
         </w:rPr>
         <w:t>链接:</w:t>
       </w:r>
-      <w:hyperlink r:id="rId10">
+      <w:hyperlink r:id="rId15">
         <w:r>
           <w:rPr>
             <w:color w:val="0563C1"/>
@@ -172,7 +427,7 @@
           <w:color w:val="888888"/>
           <w:sz w:val="24"/>
         </w:rPr>
-        <w:t>微信 AI 功能密集测试：图片发送界面新增“AI 处理”，支持美化、修改与信息提取</w:t>
+        <w:t>Meta AI眼镜引发隐私风波，苹果新CEO回应“变态眼镜”</w:t>
       </w:r>
     </w:p>
     <w:p>
@@ -182,7 +437,7 @@
           <w:color w:val="888888"/>
           <w:sz w:val="18"/>
         </w:rPr>
-        <w:t>来源:IT之家 | 时间:09-12 09:28</w:t>
+        <w:t>来源:Bing新闻 | 时间:09-12 10:25</w:t>
       </w:r>
     </w:p>
     <w:p>
@@ -193,13 +448,13 @@
         </w:rPr>
         <w:t>链接:</w:t>
       </w:r>
-      <w:hyperlink r:id="rId11">
+      <w:hyperlink r:id="rId16">
         <w:r>
           <w:rPr>
             <w:color w:val="0563C1"/>
             <w:u w:val="single"/>
           </w:rPr>
-          <w:t>微信 AI 功能密集测试：图片发送界面新增“AI 处理”，支持美化、修改与信息提取</w:t>
+          <w:t>Meta AI眼镜引发隐私风波，苹果新CEO回应“变态眼镜”</w:t>
         </w:r>
       </w:hyperlink>
     </w:p>
@@ -223,7 +478,7 @@
           <w:color w:val="888888"/>
           <w:sz w:val="24"/>
         </w:rPr>
-        <w:t>第三方公司基于三星 Galaxy Watch 8 打造 Bark Watch 儿童手表，内置 AI 风险监测功能</w:t>
+        <w:t>苹果CEO回应“变态眼镜”隐私问题，AI眼镜时代的挑战与机遇</w:t>
       </w:r>
     </w:p>
     <w:p>
@@ -233,262 +488,7 @@
           <w:color w:val="888888"/>
           <w:sz w:val="18"/>
         </w:rPr>
-        <w:t>来源:IT之家 | 时间:09-12 08:45</w:t>
-      </w:r>
-    </w:p>
-    <w:p>
-      <w:r>
-        <w:rPr>
-          <w:rFonts w:ascii="Times New Roman" w:hAnsi="Times New Roman" w:eastAsia="宋体"/>
-          <w:sz w:val="18"/>
-        </w:rPr>
-        <w:t>链接:</w:t>
-      </w:r>
-      <w:hyperlink r:id="rId12">
-        <w:r>
-          <w:rPr>
-            <w:color w:val="0563C1"/>
-            <w:u w:val="single"/>
-          </w:rPr>
-          <w:t>第三方公司基于三星 Galaxy Watch 8 打造 Bark Watch 儿童手表，内置 AI 风险监测功能</w:t>
-        </w:r>
-      </w:hyperlink>
-    </w:p>
-    <w:p>
-      <w:pPr>
-        <w:pStyle w:val="Heading3"/>
-      </w:pPr>
-      <w:r>
-        <w:rPr>
-          <w:rFonts w:ascii="Times New Roman" w:hAnsi="Times New Roman" w:eastAsia="黑体"/>
-          <w:b w:val="0"/>
-          <w:color w:val="888888"/>
-          <w:sz w:val="24"/>
-        </w:rPr>
-        <w:t>【C级·参考】</w:t>
-      </w:r>
-      <w:r>
-        <w:rPr>
-          <w:rFonts w:ascii="Times New Roman" w:hAnsi="Times New Roman" w:eastAsia="黑体"/>
-          <w:b w:val="0"/>
-          <w:color w:val="888888"/>
-          <w:sz w:val="24"/>
-        </w:rPr>
-        <w:t>国补后 3499 元起，全新一代华为 MatePad Air / 悦享款平板电脑今日开售</w:t>
-      </w:r>
-    </w:p>
-    <w:p>
-      <w:r>
-        <w:rPr>
-          <w:rFonts w:ascii="Times New Roman" w:hAnsi="Times New Roman" w:eastAsia="宋体"/>
-          <w:color w:val="888888"/>
-          <w:sz w:val="18"/>
-        </w:rPr>
-        <w:t>来源:IT之家 | 时间:09-12 08:44</w:t>
-      </w:r>
-    </w:p>
-    <w:p>
-      <w:r>
-        <w:rPr>
-          <w:rFonts w:ascii="Times New Roman" w:hAnsi="Times New Roman" w:eastAsia="宋体"/>
-          <w:sz w:val="18"/>
-        </w:rPr>
-        <w:t>链接:</w:t>
-      </w:r>
-      <w:hyperlink r:id="rId13">
-        <w:r>
-          <w:rPr>
-            <w:color w:val="0563C1"/>
-            <w:u w:val="single"/>
-          </w:rPr>
-          <w:t>国补后 3499 元起，全新一代华为 MatePad Air / 悦享款平板电脑今日开售</w:t>
-        </w:r>
-      </w:hyperlink>
-    </w:p>
-    <w:p>
-      <w:pPr>
-        <w:pStyle w:val="Heading3"/>
-      </w:pPr>
-      <w:r>
-        <w:rPr>
-          <w:rFonts w:ascii="Times New Roman" w:hAnsi="Times New Roman" w:eastAsia="黑体"/>
-          <w:b w:val="0"/>
-          <w:color w:val="888888"/>
-          <w:sz w:val="24"/>
-        </w:rPr>
-        <w:t>【C级·参考】</w:t>
-      </w:r>
-      <w:r>
-        <w:rPr>
-          <w:rFonts w:ascii="Times New Roman" w:hAnsi="Times New Roman" w:eastAsia="黑体"/>
-          <w:b w:val="0"/>
-          <w:color w:val="888888"/>
-          <w:sz w:val="24"/>
-        </w:rPr>
-        <w:t>DeepSeek 开口说话了：灰度测试 AI 语音对话，支持四种音色</w:t>
-      </w:r>
-    </w:p>
-    <w:p>
-      <w:r>
-        <w:rPr>
-          <w:rFonts w:ascii="Times New Roman" w:hAnsi="Times New Roman" w:eastAsia="宋体"/>
-          <w:color w:val="888888"/>
-          <w:sz w:val="18"/>
-        </w:rPr>
-        <w:t>来源:IT之家 | 时间:09-12 08:17</w:t>
-      </w:r>
-    </w:p>
-    <w:p>
-      <w:r>
-        <w:rPr>
-          <w:rFonts w:ascii="Times New Roman" w:hAnsi="Times New Roman" w:eastAsia="宋体"/>
-          <w:sz w:val="18"/>
-        </w:rPr>
-        <w:t>链接:</w:t>
-      </w:r>
-      <w:hyperlink r:id="rId14">
-        <w:r>
-          <w:rPr>
-            <w:color w:val="0563C1"/>
-            <w:u w:val="single"/>
-          </w:rPr>
-          <w:t>DeepSeek 开口说话了：灰度测试 AI 语音对话，支持四种音色</w:t>
-        </w:r>
-      </w:hyperlink>
-    </w:p>
-    <w:p>
-      <w:pPr>
-        <w:pStyle w:val="Heading3"/>
-      </w:pPr>
-      <w:r>
-        <w:rPr>
-          <w:rFonts w:ascii="Times New Roman" w:hAnsi="Times New Roman" w:eastAsia="黑体"/>
-          <w:b w:val="0"/>
-          <w:color w:val="888888"/>
-          <w:sz w:val="24"/>
-        </w:rPr>
-        <w:t>【C级·参考】</w:t>
-      </w:r>
-      <w:r>
-        <w:rPr>
-          <w:rFonts w:ascii="Times New Roman" w:hAnsi="Times New Roman" w:eastAsia="黑体"/>
-          <w:b w:val="0"/>
-          <w:color w:val="888888"/>
-          <w:sz w:val="24"/>
-        </w:rPr>
-        <w:t>OpenAI 将 Habitat 从 Python 迁移至 Rust：CPU 效率提升 6 倍，服务 10 亿 ChatGPT 用户</w:t>
-      </w:r>
-    </w:p>
-    <w:p>
-      <w:r>
-        <w:rPr>
-          <w:rFonts w:ascii="Times New Roman" w:hAnsi="Times New Roman" w:eastAsia="宋体"/>
-          <w:color w:val="888888"/>
-          <w:sz w:val="18"/>
-        </w:rPr>
-        <w:t>来源:IT之家 | 时间:09-12 08:07</w:t>
-      </w:r>
-    </w:p>
-    <w:p>
-      <w:r>
-        <w:rPr>
-          <w:rFonts w:ascii="Times New Roman" w:hAnsi="Times New Roman" w:eastAsia="宋体"/>
-          <w:sz w:val="18"/>
-        </w:rPr>
-        <w:t>链接:</w:t>
-      </w:r>
-      <w:hyperlink r:id="rId15">
-        <w:r>
-          <w:rPr>
-            <w:color w:val="0563C1"/>
-            <w:u w:val="single"/>
-          </w:rPr>
-          <w:t>OpenAI 将 Habitat 从 Python 迁移至 Rust：CPU 效率提升 6 倍，服务 10 亿 ChatGPT 用户</w:t>
-        </w:r>
-      </w:hyperlink>
-    </w:p>
-    <w:p>
-      <w:pPr>
-        <w:pStyle w:val="Heading3"/>
-      </w:pPr>
-      <w:r>
-        <w:rPr>
-          <w:rFonts w:ascii="Times New Roman" w:hAnsi="Times New Roman" w:eastAsia="黑体"/>
-          <w:b w:val="0"/>
-          <w:color w:val="888888"/>
-          <w:sz w:val="24"/>
-        </w:rPr>
-        <w:t>【C级·参考】</w:t>
-      </w:r>
-      <w:r>
-        <w:rPr>
-          <w:rFonts w:ascii="Times New Roman" w:hAnsi="Times New Roman" w:eastAsia="黑体"/>
-          <w:b w:val="0"/>
-          <w:color w:val="888888"/>
-          <w:sz w:val="24"/>
-        </w:rPr>
-        <w:t>IT早报 0912：央视曝光 AI 中转站低价灰产；新版充电宝 3C 认证标准落地；36.9 万起特斯拉 Model Y 高性能版上市；哪吒汽车拟获 30 亿元偿债重整...</w:t>
-      </w:r>
-    </w:p>
-    <w:p>
-      <w:r>
-        <w:rPr>
-          <w:rFonts w:ascii="Times New Roman" w:hAnsi="Times New Roman" w:eastAsia="宋体"/>
-          <w:color w:val="888888"/>
-          <w:sz w:val="18"/>
-        </w:rPr>
-        <w:t>来源:IT之家 | 时间:09-12 07:50</w:t>
-      </w:r>
-    </w:p>
-    <w:p>
-      <w:r>
-        <w:rPr>
-          <w:rFonts w:ascii="Times New Roman" w:hAnsi="Times New Roman" w:eastAsia="宋体"/>
-          <w:sz w:val="18"/>
-        </w:rPr>
-        <w:t>链接:</w:t>
-      </w:r>
-      <w:hyperlink r:id="rId16">
-        <w:r>
-          <w:rPr>
-            <w:color w:val="0563C1"/>
-            <w:u w:val="single"/>
-          </w:rPr>
-          <w:t>IT早报 0912：央视曝光 AI 中转站低价灰产；新版充电宝 3C 认证标准落地；36.9 万起特斯拉 Model Y 高性能版上市；哪吒汽车拟获 30 亿元偿债重整...</w:t>
-        </w:r>
-      </w:hyperlink>
-    </w:p>
-    <w:p>
-      <w:pPr>
-        <w:pStyle w:val="Heading3"/>
-      </w:pPr>
-      <w:r>
-        <w:rPr>
-          <w:rFonts w:ascii="Times New Roman" w:hAnsi="Times New Roman" w:eastAsia="黑体"/>
-          <w:b w:val="0"/>
-          <w:color w:val="888888"/>
-          <w:sz w:val="24"/>
-        </w:rPr>
-        <w:t>【C级·参考】</w:t>
-      </w:r>
-      <w:r>
-        <w:rPr>
-          <w:rFonts w:ascii="Times New Roman" w:hAnsi="Times New Roman" w:eastAsia="黑体"/>
-          <w:b w:val="0"/>
-          <w:color w:val="888888"/>
-          <w:sz w:val="24"/>
-        </w:rPr>
-        <w:t>OpenAI 承认其 AI 智能体曾对 Ruby 语言包管理器 RubyGems 发起网络攻击</w:t>
-      </w:r>
-    </w:p>
-    <w:p>
-      <w:r>
-        <w:rPr>
-          <w:rFonts w:ascii="Times New Roman" w:hAnsi="Times New Roman" w:eastAsia="宋体"/>
-          <w:color w:val="888888"/>
-          <w:sz w:val="18"/>
-        </w:rPr>
-        <w:t>来源:IT之家 | 时间:09-12 07:36</w:t>
+        <w:t>来源:Bing新闻 | 时间:09-12 10:21</w:t>
       </w:r>
     </w:p>
     <w:p>
@@ -505,7 +505,7 @@
             <w:color w:val="0563C1"/>
             <w:u w:val="single"/>
           </w:rPr>
-          <w:t>OpenAI 承认其 AI 智能体曾对 Ruby 语言包管理器 RubyGems 发起网络攻击</w:t>
+          <w:t>苹果CEO回应“变态眼镜”隐私问题，AI眼镜时代的挑战与机遇</w:t>
         </w:r>
       </w:hyperlink>
     </w:p>
@@ -580,7 +580,7 @@
           <w:color w:val="888888"/>
           <w:sz w:val="24"/>
         </w:rPr>
-        <w:t>OpenAI 进一步完善 ChatGPT Sites：响应速度提升、新增协作功能、可绑定自定义域名</w:t>
+        <w:t>遇见AI城：中国联通浙江分公司六大AI成果亮相中国联通合作伙伴大会</w:t>
       </w:r>
     </w:p>
     <w:p>
@@ -590,7 +590,7 @@
           <w:color w:val="888888"/>
           <w:sz w:val="18"/>
         </w:rPr>
-        <w:t>来源:IT之家 | 时间:09-12 07:10</w:t>
+        <w:t>来源:Bing新闻 | 时间:09-12 05:48</w:t>
       </w:r>
     </w:p>
     <w:p>
@@ -607,58 +607,7 @@
             <w:color w:val="0563C1"/>
             <w:u w:val="single"/>
           </w:rPr>
-          <w:t>OpenAI 进一步完善 ChatGPT Sites：响应速度提升、新增协作功能、可绑定自定义域名</w:t>
-        </w:r>
-      </w:hyperlink>
-    </w:p>
-    <w:p>
-      <w:pPr>
-        <w:pStyle w:val="Heading3"/>
-      </w:pPr>
-      <w:r>
-        <w:rPr>
-          <w:rFonts w:ascii="Times New Roman" w:hAnsi="Times New Roman" w:eastAsia="黑体"/>
-          <w:b w:val="0"/>
-          <w:color w:val="888888"/>
-          <w:sz w:val="24"/>
-        </w:rPr>
-        <w:t>【C级·参考】</w:t>
-      </w:r>
-      <w:r>
-        <w:rPr>
-          <w:rFonts w:ascii="Times New Roman" w:hAnsi="Times New Roman" w:eastAsia="黑体"/>
-          <w:b w:val="0"/>
-          <w:color w:val="888888"/>
-          <w:sz w:val="24"/>
-        </w:rPr>
-        <w:t>AI researchers debate how close we are to recursive self-improvement</w:t>
-      </w:r>
-    </w:p>
-    <w:p>
-      <w:r>
-        <w:rPr>
-          <w:rFonts w:ascii="Times New Roman" w:hAnsi="Times New Roman" w:eastAsia="宋体"/>
-          <w:color w:val="888888"/>
-          <w:sz w:val="18"/>
-        </w:rPr>
-        <w:t>来源:Hacker News | 时间:09-12 05:35</w:t>
-      </w:r>
-    </w:p>
-    <w:p>
-      <w:r>
-        <w:rPr>
-          <w:rFonts w:ascii="Times New Roman" w:hAnsi="Times New Roman" w:eastAsia="宋体"/>
-          <w:sz w:val="18"/>
-        </w:rPr>
-        <w:t>链接:</w:t>
-      </w:r>
-      <w:hyperlink r:id="rId20">
-        <w:r>
-          <w:rPr>
-            <w:color w:val="0563C1"/>
-            <w:u w:val="single"/>
-          </w:rPr>
-          <w:t>AI researchers debate how close we are to recursive self-improvement</w:t>
+          <w:t>遇见AI城：中国联通浙江分公司六大AI成果亮相中国联通合作伙伴大会</w:t>
         </w:r>
       </w:hyperlink>
     </w:p>
@@ -703,7 +652,7 @@
         </w:rPr>
         <w:t>链接:</w:t>
       </w:r>
-      <w:hyperlink r:id="rId21">
+      <w:hyperlink r:id="rId20">
         <w:r>
           <w:rPr>
             <w:color w:val="0563C1"/>
@@ -733,7 +682,7 @@
           <w:color w:val="888888"/>
           <w:sz w:val="24"/>
         </w:rPr>
-        <w:t>下一个AI爆发点是智能终端？外滩大会给出信号</w:t>
+        <w:t>讯飞AI眼镜接入蚂蚁灵影AOS，从“AI工具”跃升为城市生活新入口</w:t>
       </w:r>
     </w:p>
     <w:p>
@@ -743,7 +692,7 @@
           <w:color w:val="888888"/>
           <w:sz w:val="18"/>
         </w:rPr>
-        <w:t>来源:Bing新闻 | 时间:09-12 00:59</w:t>
+        <w:t>来源:Bing新闻 | 时间:09-12 00:52</w:t>
       </w:r>
     </w:p>
     <w:p>
@@ -754,13 +703,13 @@
         </w:rPr>
         <w:t>链接:</w:t>
       </w:r>
-      <w:hyperlink r:id="rId22">
+      <w:hyperlink r:id="rId21">
         <w:r>
           <w:rPr>
             <w:color w:val="0563C1"/>
             <w:u w:val="single"/>
           </w:rPr>
-          <w:t>下一个AI爆发点是智能终端？外滩大会给出信号</w:t>
+          <w:t>讯飞AI眼镜接入蚂蚁灵影AOS，从“AI工具”跃升为城市生活新入口</w:t>
         </w:r>
       </w:hyperlink>
     </w:p>
@@ -805,166 +754,13 @@
         </w:rPr>
         <w:t>链接:</w:t>
       </w:r>
-      <w:hyperlink r:id="rId23">
+      <w:hyperlink r:id="rId22">
         <w:r>
           <w:rPr>
             <w:color w:val="0563C1"/>
             <w:u w:val="single"/>
           </w:rPr>
           <w:t>鸿石云锦亮相 CIOE：让彩色 MicroLED 进入更轻的 AI 眼镜</w:t>
-        </w:r>
-      </w:hyperlink>
-    </w:p>
-    <w:p>
-      <w:pPr>
-        <w:pStyle w:val="Heading3"/>
-      </w:pPr>
-      <w:r>
-        <w:rPr>
-          <w:rFonts w:ascii="Times New Roman" w:hAnsi="Times New Roman" w:eastAsia="黑体"/>
-          <w:b w:val="0"/>
-          <w:color w:val="888888"/>
-          <w:sz w:val="24"/>
-        </w:rPr>
-        <w:t>【C级·参考】</w:t>
-      </w:r>
-      <w:r>
-        <w:rPr>
-          <w:rFonts w:ascii="Times New Roman" w:hAnsi="Times New Roman" w:eastAsia="黑体"/>
-          <w:b w:val="0"/>
-          <w:color w:val="888888"/>
-          <w:sz w:val="24"/>
-        </w:rPr>
-        <w:t>Meta AI眼镜引发隐私风波 苹果新CEO回应“变态眼镜”</w:t>
-      </w:r>
-    </w:p>
-    <w:p>
-      <w:r>
-        <w:rPr>
-          <w:rFonts w:ascii="Times New Roman" w:hAnsi="Times New Roman" w:eastAsia="宋体"/>
-          <w:color w:val="888888"/>
-          <w:sz w:val="18"/>
-        </w:rPr>
-        <w:t>来源:Bing新闻 | 时间:09-11 20:24</w:t>
-      </w:r>
-    </w:p>
-    <w:p>
-      <w:r>
-        <w:rPr>
-          <w:rFonts w:ascii="Times New Roman" w:hAnsi="Times New Roman" w:eastAsia="宋体"/>
-          <w:sz w:val="18"/>
-        </w:rPr>
-        <w:t>链接:</w:t>
-      </w:r>
-      <w:hyperlink r:id="rId24">
-        <w:r>
-          <w:rPr>
-            <w:color w:val="0563C1"/>
-            <w:u w:val="single"/>
-          </w:rPr>
-          <w:t>Meta AI眼镜引发隐私风波 苹果新CEO回应“变态眼镜”</w:t>
-        </w:r>
-      </w:hyperlink>
-    </w:p>
-    <w:p>
-      <w:pPr>
-        <w:pStyle w:val="Heading3"/>
-      </w:pPr>
-      <w:r>
-        <w:rPr>
-          <w:rFonts w:ascii="Times New Roman" w:hAnsi="Times New Roman" w:eastAsia="黑体"/>
-          <w:b w:val="0"/>
-          <w:color w:val="888888"/>
-          <w:sz w:val="24"/>
-        </w:rPr>
-        <w:t>【C级·参考】</w:t>
-      </w:r>
-      <w:r>
-        <w:rPr>
-          <w:rFonts w:ascii="Times New Roman" w:hAnsi="Times New Roman" w:eastAsia="黑体"/>
-          <w:b w:val="0"/>
-          <w:color w:val="888888"/>
-          <w:sz w:val="24"/>
-        </w:rPr>
-        <w:t>Claude is only available to people over 18 years</w:t>
-      </w:r>
-    </w:p>
-    <w:p>
-      <w:r>
-        <w:rPr>
-          <w:rFonts w:ascii="Times New Roman" w:hAnsi="Times New Roman" w:eastAsia="宋体"/>
-          <w:color w:val="888888"/>
-          <w:sz w:val="18"/>
-        </w:rPr>
-        <w:t>来源:Hacker News | 时间:09-11 18:48</w:t>
-      </w:r>
-    </w:p>
-    <w:p>
-      <w:r>
-        <w:rPr>
-          <w:rFonts w:ascii="Times New Roman" w:hAnsi="Times New Roman" w:eastAsia="宋体"/>
-          <w:sz w:val="18"/>
-        </w:rPr>
-        <w:t>链接:</w:t>
-      </w:r>
-      <w:hyperlink r:id="rId25">
-        <w:r>
-          <w:rPr>
-            <w:color w:val="0563C1"/>
-            <w:u w:val="single"/>
-          </w:rPr>
-          <w:t>Claude is only available to people over 18 years</w:t>
-        </w:r>
-      </w:hyperlink>
-    </w:p>
-    <w:p>
-      <w:pPr>
-        <w:pStyle w:val="Heading3"/>
-      </w:pPr>
-      <w:r>
-        <w:rPr>
-          <w:rFonts w:ascii="Times New Roman" w:hAnsi="Times New Roman" w:eastAsia="黑体"/>
-          <w:b w:val="0"/>
-          <w:color w:val="888888"/>
-          <w:sz w:val="24"/>
-        </w:rPr>
-        <w:t>【C级·参考】</w:t>
-      </w:r>
-      <w:r>
-        <w:rPr>
-          <w:rFonts w:ascii="Times New Roman" w:hAnsi="Times New Roman" w:eastAsia="黑体"/>
-          <w:b w:val="0"/>
-          <w:color w:val="888888"/>
-          <w:sz w:val="24"/>
-        </w:rPr>
-        <w:t>讯飞AI眼镜接入蚂蚁灵影AOS ，从“AI工具”跃升为城市生活新入口</w:t>
-      </w:r>
-    </w:p>
-    <w:p>
-      <w:r>
-        <w:rPr>
-          <w:rFonts w:ascii="Times New Roman" w:hAnsi="Times New Roman" w:eastAsia="宋体"/>
-          <w:color w:val="888888"/>
-          <w:sz w:val="18"/>
-        </w:rPr>
-        <w:t>来源:Bing新闻 | 时间:09-11 18:02</w:t>
-      </w:r>
-    </w:p>
-    <w:p>
-      <w:r>
-        <w:rPr>
-          <w:rFonts w:ascii="Times New Roman" w:hAnsi="Times New Roman" w:eastAsia="宋体"/>
-          <w:sz w:val="18"/>
-        </w:rPr>
-        <w:t>链接:</w:t>
-      </w:r>
-      <w:hyperlink r:id="rId26">
-        <w:r>
-          <w:rPr>
-            <w:color w:val="0563C1"/>
-            <w:u w:val="single"/>
-          </w:rPr>
-          <w:t>讯飞AI眼镜接入蚂蚁灵影AOS ，从“AI工具”跃升为城市生活新入口</w:t>
         </w:r>
       </w:hyperlink>
     </w:p>
@@ -1009,7 +805,7 @@
         </w:rPr>
         <w:t>链接:</w:t>
       </w:r>
-      <w:hyperlink r:id="rId27">
+      <w:hyperlink r:id="rId23">
         <w:r>
           <w:rPr>
             <w:color w:val="0563C1"/>
@@ -1060,13 +856,166 @@
         </w:rPr>
         <w:t>链接:</w:t>
       </w:r>
-      <w:hyperlink r:id="rId28">
+      <w:hyperlink r:id="rId24">
         <w:r>
           <w:rPr>
             <w:color w:val="0563C1"/>
             <w:u w:val="single"/>
           </w:rPr>
           <w:t>AI眼镜爆发前夜！康冠科技多款产品正冲刺2026下半年，轻量化人机交互要来了</w:t>
+        </w:r>
+      </w:hyperlink>
+    </w:p>
+    <w:p>
+      <w:pPr>
+        <w:pStyle w:val="Heading3"/>
+      </w:pPr>
+      <w:r>
+        <w:rPr>
+          <w:rFonts w:ascii="Times New Roman" w:hAnsi="Times New Roman" w:eastAsia="黑体"/>
+          <w:b w:val="0"/>
+          <w:color w:val="888888"/>
+          <w:sz w:val="24"/>
+        </w:rPr>
+        <w:t>【C级·参考】</w:t>
+      </w:r>
+      <w:r>
+        <w:rPr>
+          <w:rFonts w:ascii="Times New Roman" w:hAnsi="Times New Roman" w:eastAsia="黑体"/>
+          <w:b w:val="0"/>
+          <w:color w:val="888888"/>
+          <w:sz w:val="24"/>
+        </w:rPr>
+        <w:t>《原神》63位角色声音“被AI盗用”，米哈游获赔75万元！</w:t>
+      </w:r>
+    </w:p>
+    <w:p>
+      <w:r>
+        <w:rPr>
+          <w:rFonts w:ascii="Times New Roman" w:hAnsi="Times New Roman" w:eastAsia="宋体"/>
+          <w:color w:val="888888"/>
+          <w:sz w:val="18"/>
+        </w:rPr>
+        <w:t>来源:GameLook | 时间:09-11 10:02</w:t>
+      </w:r>
+    </w:p>
+    <w:p>
+      <w:r>
+        <w:rPr>
+          <w:rFonts w:ascii="Times New Roman" w:hAnsi="Times New Roman" w:eastAsia="宋体"/>
+          <w:sz w:val="18"/>
+        </w:rPr>
+        <w:t>链接:</w:t>
+      </w:r>
+      <w:hyperlink r:id="rId25">
+        <w:r>
+          <w:rPr>
+            <w:color w:val="0563C1"/>
+            <w:u w:val="single"/>
+          </w:rPr>
+          <w:t>《原神》63位角色声音“被AI盗用”，米哈游获赔75万元！</w:t>
+        </w:r>
+      </w:hyperlink>
+    </w:p>
+    <w:p>
+      <w:pPr>
+        <w:pStyle w:val="Heading3"/>
+      </w:pPr>
+      <w:r>
+        <w:rPr>
+          <w:rFonts w:ascii="Times New Roman" w:hAnsi="Times New Roman" w:eastAsia="黑体"/>
+          <w:b w:val="0"/>
+          <w:color w:val="888888"/>
+          <w:sz w:val="24"/>
+        </w:rPr>
+        <w:t>【C级·参考】</w:t>
+      </w:r>
+      <w:r>
+        <w:rPr>
+          <w:rFonts w:ascii="Times New Roman" w:hAnsi="Times New Roman" w:eastAsia="黑体"/>
+          <w:b w:val="0"/>
+          <w:color w:val="888888"/>
+          <w:sz w:val="24"/>
+        </w:rPr>
+        <w:t>AI眼镜防近视、3D打印鞋上脚、智慧餐台4秒结账，这场成果展展出一幕日常版“数智生活”</w:t>
+      </w:r>
+    </w:p>
+    <w:p>
+      <w:r>
+        <w:rPr>
+          <w:rFonts w:ascii="Times New Roman" w:hAnsi="Times New Roman" w:eastAsia="宋体"/>
+          <w:color w:val="888888"/>
+          <w:sz w:val="18"/>
+        </w:rPr>
+        <w:t>来源:Bing新闻 | 时间:09-11 05:11</w:t>
+      </w:r>
+    </w:p>
+    <w:p>
+      <w:r>
+        <w:rPr>
+          <w:rFonts w:ascii="Times New Roman" w:hAnsi="Times New Roman" w:eastAsia="宋体"/>
+          <w:sz w:val="18"/>
+        </w:rPr>
+        <w:t>链接:</w:t>
+      </w:r>
+      <w:hyperlink r:id="rId26">
+        <w:r>
+          <w:rPr>
+            <w:color w:val="0563C1"/>
+            <w:u w:val="single"/>
+          </w:rPr>
+          <w:t>AI眼镜防近视、3D打印鞋上脚、智慧餐台4秒结账，这场成果展展出一幕日常版“数智生活”</w:t>
+        </w:r>
+      </w:hyperlink>
+    </w:p>
+    <w:p>
+      <w:pPr>
+        <w:pStyle w:val="Heading3"/>
+      </w:pPr>
+      <w:r>
+        <w:rPr>
+          <w:rFonts w:ascii="Times New Roman" w:hAnsi="Times New Roman" w:eastAsia="黑体"/>
+          <w:b w:val="0"/>
+          <w:color w:val="888888"/>
+          <w:sz w:val="24"/>
+        </w:rPr>
+        <w:t>【C级·参考】</w:t>
+      </w:r>
+      <w:r>
+        <w:rPr>
+          <w:rFonts w:ascii="Times New Roman" w:hAnsi="Times New Roman" w:eastAsia="黑体"/>
+          <w:b w:val="0"/>
+          <w:color w:val="888888"/>
+          <w:sz w:val="24"/>
+        </w:rPr>
+        <w:t>上海市网络游戏行业协会技术主题沙龙：AI 在游戏生产中的落地提效</w:t>
+      </w:r>
+    </w:p>
+    <w:p>
+      <w:r>
+        <w:rPr>
+          <w:rFonts w:ascii="Times New Roman" w:hAnsi="Times New Roman" w:eastAsia="宋体"/>
+          <w:color w:val="888888"/>
+          <w:sz w:val="18"/>
+        </w:rPr>
+        <w:t>来源:GameLook | 时间:09-11 01:11</w:t>
+      </w:r>
+    </w:p>
+    <w:p>
+      <w:r>
+        <w:rPr>
+          <w:rFonts w:ascii="Times New Roman" w:hAnsi="Times New Roman" w:eastAsia="宋体"/>
+          <w:sz w:val="18"/>
+        </w:rPr>
+        <w:t>链接:</w:t>
+      </w:r>
+      <w:hyperlink r:id="rId27">
+        <w:r>
+          <w:rPr>
+            <w:color w:val="0563C1"/>
+            <w:u w:val="single"/>
+          </w:rPr>
+          <w:t>上海市网络游戏行业协会技术主题沙龙：AI 在游戏生产中的落地提效</w:t>
         </w:r>
       </w:hyperlink>
     </w:p>
@@ -1081,6 +1030,57 @@
         </w:rPr>
         <w:t>机器人/AI硬件</w:t>
       </w:r>
+    </w:p>
+    <w:p>
+      <w:pPr>
+        <w:pStyle w:val="Heading3"/>
+      </w:pPr>
+      <w:r>
+        <w:rPr>
+          <w:rFonts w:ascii="Times New Roman" w:hAnsi="Times New Roman" w:eastAsia="黑体"/>
+          <w:b w:val="0"/>
+          <w:color w:val="888888"/>
+          <w:sz w:val="24"/>
+        </w:rPr>
+        <w:t>【C级·参考】</w:t>
+      </w:r>
+      <w:r>
+        <w:rPr>
+          <w:rFonts w:ascii="Times New Roman" w:hAnsi="Times New Roman" w:eastAsia="黑体"/>
+          <w:b w:val="0"/>
+          <w:color w:val="888888"/>
+          <w:sz w:val="24"/>
+        </w:rPr>
+        <w:t>欧洲首例全无人 Robotaxi 启动载客测试：小马智行、极狐参与，车内不设安全员</w:t>
+      </w:r>
+    </w:p>
+    <w:p>
+      <w:r>
+        <w:rPr>
+          <w:rFonts w:ascii="Times New Roman" w:hAnsi="Times New Roman" w:eastAsia="宋体"/>
+          <w:color w:val="888888"/>
+          <w:sz w:val="18"/>
+        </w:rPr>
+        <w:t>来源:IT之家 | 时间:09-12 17:14</w:t>
+      </w:r>
+    </w:p>
+    <w:p>
+      <w:r>
+        <w:rPr>
+          <w:rFonts w:ascii="Times New Roman" w:hAnsi="Times New Roman" w:eastAsia="宋体"/>
+          <w:sz w:val="18"/>
+        </w:rPr>
+        <w:t>链接:</w:t>
+      </w:r>
+      <w:hyperlink r:id="rId28">
+        <w:r>
+          <w:rPr>
+            <w:color w:val="0563C1"/>
+            <w:u w:val="single"/>
+          </w:rPr>
+          <w:t>欧洲首例全无人 Robotaxi 启动载客测试：小马智行、极狐参与，车内不设安全员</w:t>
+        </w:r>
+      </w:hyperlink>
     </w:p>
     <w:p>
       <w:pPr>
@@ -1165,7 +1165,7 @@
           <w:color w:val="888888"/>
           <w:sz w:val="24"/>
         </w:rPr>
-        <w:t>华境 S 汽车新增 4 款配置：标配华为乾崑智驾 ADS Pro 增强版，支持外接拓展屏</w:t>
+        <w:t>华境汽车：明天全量 OTA，华为乾崑智驾 ADS 5 Pro 上车</w:t>
       </w:r>
     </w:p>
     <w:p>
@@ -1175,7 +1175,7 @@
           <w:color w:val="888888"/>
           <w:sz w:val="18"/>
         </w:rPr>
-        <w:t>来源:IT之家 | 时间:09-12 09:33</w:t>
+        <w:t>来源:IT之家 | 时间:09-12 14:48</w:t>
       </w:r>
     </w:p>
     <w:p>
@@ -1192,7 +1192,7 @@
             <w:color w:val="0563C1"/>
             <w:u w:val="single"/>
           </w:rPr>
-          <w:t>华境 S 汽车新增 4 款配置：标配华为乾崑智驾 ADS Pro 增强版，支持外接拓展屏</w:t>
+          <w:t>华境汽车：明天全量 OTA，华为乾崑智驾 ADS 5 Pro 上车</w:t>
         </w:r>
       </w:hyperlink>
     </w:p>
@@ -1206,6 +1206,23 @@
           <w:sz w:val="28"/>
         </w:rPr>
         <w:t>电商/直播/即时零售</w:t>
+      </w:r>
+    </w:p>
+    <w:p>
+      <w:r>
+        <w:t>本线口暂无重要更新</w:t>
+      </w:r>
+    </w:p>
+    <w:p>
+      <w:pPr>
+        <w:pStyle w:val="Heading2"/>
+      </w:pPr>
+      <w:r>
+        <w:rPr>
+          <w:rFonts w:ascii="Times New Roman" w:hAnsi="Times New Roman" w:eastAsia="黑体"/>
+          <w:sz w:val="28"/>
+        </w:rPr>
+        <w:t>游戏/电竞/平台公司</w:t>
       </w:r>
     </w:p>
     <w:p>
@@ -1228,7 +1245,7 @@
           <w:color w:val="888888"/>
           <w:sz w:val="24"/>
         </w:rPr>
-        <w:t>外卖新规实施三个月，央视探访看到店员徒手抓烤鸡、明厨亮灶摄像头对着天花板</w:t>
+        <w:t>网易《逆水寒：新世界》“含金量最高版本”9 月 24 日上线，联动盗墓笔记</w:t>
       </w:r>
     </w:p>
     <w:p>
@@ -1238,7 +1255,7 @@
           <w:color w:val="888888"/>
           <w:sz w:val="18"/>
         </w:rPr>
-        <w:t>来源:IT之家 | 时间:09-12 09:10</w:t>
+        <w:t>来源:IT之家 | 时间:09-12 19:04</w:t>
       </w:r>
     </w:p>
     <w:p>
@@ -1255,21 +1272,111 @@
             <w:color w:val="0563C1"/>
             <w:u w:val="single"/>
           </w:rPr>
-          <w:t>外卖新规实施三个月，央视探访看到店员徒手抓烤鸡、明厨亮灶摄像头对着天花板</w:t>
+          <w:t>网易《逆水寒：新世界》“含金量最高版本”9 月 24 日上线，联动盗墓笔记</w:t>
         </w:r>
       </w:hyperlink>
     </w:p>
     <w:p>
       <w:pPr>
-        <w:pStyle w:val="Heading2"/>
+        <w:pStyle w:val="Heading3"/>
       </w:pPr>
       <w:r>
         <w:rPr>
           <w:rFonts w:ascii="Times New Roman" w:hAnsi="Times New Roman" w:eastAsia="黑体"/>
-          <w:sz w:val="28"/>
+          <w:b w:val="0"/>
+          <w:color w:val="888888"/>
+          <w:sz w:val="24"/>
         </w:rPr>
-        <w:t>游戏/电竞/平台公司</w:t>
+        <w:t>【C级·参考】</w:t>
       </w:r>
+      <w:r>
+        <w:rPr>
+          <w:rFonts w:ascii="Times New Roman" w:hAnsi="Times New Roman" w:eastAsia="黑体"/>
+          <w:b w:val="0"/>
+          <w:color w:val="888888"/>
+          <w:sz w:val="24"/>
+        </w:rPr>
+        <w:t>鸿蒙版腾讯视频首发端侧 A2A 能力，一句指令唤醒跨应用智能服务</w:t>
+      </w:r>
+    </w:p>
+    <w:p>
+      <w:r>
+        <w:rPr>
+          <w:rFonts w:ascii="Times New Roman" w:hAnsi="Times New Roman" w:eastAsia="宋体"/>
+          <w:color w:val="888888"/>
+          <w:sz w:val="18"/>
+        </w:rPr>
+        <w:t>来源:IT之家 | 时间:09-12 17:52</w:t>
+      </w:r>
+    </w:p>
+    <w:p>
+      <w:r>
+        <w:rPr>
+          <w:rFonts w:ascii="Times New Roman" w:hAnsi="Times New Roman" w:eastAsia="宋体"/>
+          <w:sz w:val="18"/>
+        </w:rPr>
+        <w:t>链接:</w:t>
+      </w:r>
+      <w:hyperlink r:id="rId32">
+        <w:r>
+          <w:rPr>
+            <w:color w:val="0563C1"/>
+            <w:u w:val="single"/>
+          </w:rPr>
+          <w:t>鸿蒙版腾讯视频首发端侧 A2A 能力，一句指令唤醒跨应用智能服务</w:t>
+        </w:r>
+      </w:hyperlink>
+    </w:p>
+    <w:p>
+      <w:pPr>
+        <w:pStyle w:val="Heading3"/>
+      </w:pPr>
+      <w:r>
+        <w:rPr>
+          <w:rFonts w:ascii="Times New Roman" w:hAnsi="Times New Roman" w:eastAsia="黑体"/>
+          <w:b w:val="0"/>
+          <w:color w:val="888888"/>
+          <w:sz w:val="24"/>
+        </w:rPr>
+        <w:t>【C级·参考】</w:t>
+      </w:r>
+      <w:r>
+        <w:rPr>
+          <w:rFonts w:ascii="Times New Roman" w:hAnsi="Times New Roman" w:eastAsia="黑体"/>
+          <w:b w:val="0"/>
+          <w:color w:val="888888"/>
+          <w:sz w:val="24"/>
+        </w:rPr>
+        <w:t>《潜水员戴夫》游戏累计销量突破 1000 万份，正式发售超三年</w:t>
+      </w:r>
+    </w:p>
+    <w:p>
+      <w:r>
+        <w:rPr>
+          <w:rFonts w:ascii="Times New Roman" w:hAnsi="Times New Roman" w:eastAsia="宋体"/>
+          <w:color w:val="888888"/>
+          <w:sz w:val="18"/>
+        </w:rPr>
+        <w:t>来源:IT之家 | 时间:09-12 17:49</w:t>
+      </w:r>
+    </w:p>
+    <w:p>
+      <w:r>
+        <w:rPr>
+          <w:rFonts w:ascii="Times New Roman" w:hAnsi="Times New Roman" w:eastAsia="宋体"/>
+          <w:sz w:val="18"/>
+        </w:rPr>
+        <w:t>链接:</w:t>
+      </w:r>
+      <w:hyperlink r:id="rId33">
+        <w:r>
+          <w:rPr>
+            <w:color w:val="0563C1"/>
+            <w:u w:val="single"/>
+          </w:rPr>
+          <w:t>《潜水员戴夫》游戏累计销量突破 1000 万份，正式发售超三年</w:t>
+        </w:r>
+      </w:hyperlink>
     </w:p>
     <w:p>
       <w:pPr>
@@ -1312,7 +1419,7 @@
         </w:rPr>
         <w:t>链接:</w:t>
       </w:r>
-      <w:hyperlink r:id="rId32">
+      <w:hyperlink r:id="rId34">
         <w:r>
           <w:rPr>
             <w:color w:val="0563C1"/>
@@ -1363,7 +1470,7 @@
         </w:rPr>
         <w:t>链接:</w:t>
       </w:r>
-      <w:hyperlink r:id="rId33">
+      <w:hyperlink r:id="rId35">
         <w:r>
           <w:rPr>
             <w:color w:val="0563C1"/>
@@ -1393,7 +1500,7 @@
           <w:color w:val="888888"/>
           <w:sz w:val="24"/>
         </w:rPr>
-        <w:t>神舟为战神 S8 游戏本带回“酷睿 i5-13420H + 16G + 500G + RTX 4060“规格，7999 元</w:t>
+        <w:t>刘慈欣硬撑中国科幻，《流浪地球：望日》游戏登上热搜！团队热血，玩家理性</w:t>
       </w:r>
     </w:p>
     <w:p>
@@ -1403,7 +1510,7 @@
           <w:color w:val="888888"/>
           <w:sz w:val="18"/>
         </w:rPr>
-        <w:t>来源:IT之家 | 时间:09-12 09:05</w:t>
+        <w:t>来源:GameLook | 时间:09-11 10:44</w:t>
       </w:r>
     </w:p>
     <w:p>
@@ -1414,13 +1521,13 @@
         </w:rPr>
         <w:t>链接:</w:t>
       </w:r>
-      <w:hyperlink r:id="rId34">
+      <w:hyperlink r:id="rId36">
         <w:r>
           <w:rPr>
             <w:color w:val="0563C1"/>
             <w:u w:val="single"/>
           </w:rPr>
-          <w:t>神舟为战神 S8 游戏本带回“酷睿 i5-13420H + 16G + 500G + RTX 4060“规格，7999 元</w:t>
+          <w:t>刘慈欣硬撑中国科幻，《流浪地球：望日》游戏登上热搜！团队热血，玩家理性</w:t>
         </w:r>
       </w:hyperlink>
     </w:p>
@@ -1444,7 +1551,7 @@
           <w:color w:val="888888"/>
           <w:sz w:val="24"/>
         </w:rPr>
-        <w:t>创新推出 Creative B3 电竞音响：内置麦克风、提供 RGB 灯效，339 元</w:t>
+        <w:t>“小岛秀夫的游戏都要自救”！索尼官宣砍掉《PHYSINT》，小岛拉来微软救场</w:t>
       </w:r>
     </w:p>
     <w:p>
@@ -1454,7 +1561,7 @@
           <w:color w:val="888888"/>
           <w:sz w:val="18"/>
         </w:rPr>
-        <w:t>来源:IT之家 | 时间:09-12 08:57</w:t>
+        <w:t>来源:GameLook | 时间:09-11 09:40</w:t>
       </w:r>
     </w:p>
     <w:p>
@@ -1465,64 +1572,13 @@
         </w:rPr>
         <w:t>链接:</w:t>
       </w:r>
-      <w:hyperlink r:id="rId35">
+      <w:hyperlink r:id="rId37">
         <w:r>
           <w:rPr>
             <w:color w:val="0563C1"/>
             <w:u w:val="single"/>
           </w:rPr>
-          <w:t>创新推出 Creative B3 电竞音响：内置麦克风、提供 RGB 灯效，339 元</w:t>
-        </w:r>
-      </w:hyperlink>
-    </w:p>
-    <w:p>
-      <w:pPr>
-        <w:pStyle w:val="Heading3"/>
-      </w:pPr>
-      <w:r>
-        <w:rPr>
-          <w:rFonts w:ascii="Times New Roman" w:hAnsi="Times New Roman" w:eastAsia="黑体"/>
-          <w:b w:val="0"/>
-          <w:color w:val="888888"/>
-          <w:sz w:val="24"/>
-        </w:rPr>
-        <w:t>【C级·参考】</w:t>
-      </w:r>
-      <w:r>
-        <w:rPr>
-          <w:rFonts w:ascii="Times New Roman" w:hAnsi="Times New Roman" w:eastAsia="黑体"/>
-          <w:b w:val="0"/>
-          <w:color w:val="888888"/>
-          <w:sz w:val="24"/>
-        </w:rPr>
-        <w:t>罗布乐思 Roblox：今年底推出网页版游戏、明年上线离线游玩功能</w:t>
-      </w:r>
-    </w:p>
-    <w:p>
-      <w:r>
-        <w:rPr>
-          <w:rFonts w:ascii="Times New Roman" w:hAnsi="Times New Roman" w:eastAsia="宋体"/>
-          <w:color w:val="888888"/>
-          <w:sz w:val="18"/>
-        </w:rPr>
-        <w:t>来源:IT之家 | 时间:09-12 07:35</w:t>
-      </w:r>
-    </w:p>
-    <w:p>
-      <w:r>
-        <w:rPr>
-          <w:rFonts w:ascii="Times New Roman" w:hAnsi="Times New Roman" w:eastAsia="宋体"/>
-          <w:sz w:val="18"/>
-        </w:rPr>
-        <w:t>链接:</w:t>
-      </w:r>
-      <w:hyperlink r:id="rId36">
-        <w:r>
-          <w:rPr>
-            <w:color w:val="0563C1"/>
-            <w:u w:val="single"/>
-          </w:rPr>
-          <w:t>罗布乐思 Roblox：今年底推出网页版游戏、明年上线离线游玩功能</w:t>
+          <w:t>“小岛秀夫的游戏都要自救”！索尼官宣砍掉《PHYSINT》，小岛拉来微软救场</w:t>
         </w:r>
       </w:hyperlink>
     </w:p>
@@ -1579,64 +1635,13 @@
         </w:rPr>
         <w:t>链接:</w:t>
       </w:r>
-      <w:hyperlink r:id="rId37">
+      <w:hyperlink r:id="rId38">
         <w:r>
           <w:rPr>
             <w:color w:val="0563C1"/>
             <w:u w:val="single"/>
           </w:rPr>
           <w:t>京东：购苹果 iPhone 18 Pro 系列手机以旧换新至高补 900 元、早鸟票中签用户赠 AppleCare Services 原厂服务</w:t>
-        </w:r>
-      </w:hyperlink>
-    </w:p>
-    <w:p>
-      <w:pPr>
-        <w:pStyle w:val="Heading3"/>
-      </w:pPr>
-      <w:r>
-        <w:rPr>
-          <w:rFonts w:ascii="Times New Roman" w:hAnsi="Times New Roman" w:eastAsia="黑体"/>
-          <w:b w:val="0"/>
-          <w:color w:val="888888"/>
-          <w:sz w:val="24"/>
-        </w:rPr>
-        <w:t>【C级·参考】</w:t>
-      </w:r>
-      <w:r>
-        <w:rPr>
-          <w:rFonts w:ascii="Times New Roman" w:hAnsi="Times New Roman" w:eastAsia="黑体"/>
-          <w:b w:val="0"/>
-          <w:color w:val="888888"/>
-          <w:sz w:val="24"/>
-        </w:rPr>
-        <w:t>因采购到低价内存模块，Framework 宣布为笔记本产品降价并向消费者提供差价退款</w:t>
-      </w:r>
-    </w:p>
-    <w:p>
-      <w:r>
-        <w:rPr>
-          <w:rFonts w:ascii="Times New Roman" w:hAnsi="Times New Roman" w:eastAsia="宋体"/>
-          <w:color w:val="888888"/>
-          <w:sz w:val="18"/>
-        </w:rPr>
-        <w:t>来源:IT之家 | 时间:09-12 07:23</w:t>
-      </w:r>
-    </w:p>
-    <w:p>
-      <w:r>
-        <w:rPr>
-          <w:rFonts w:ascii="Times New Roman" w:hAnsi="Times New Roman" w:eastAsia="宋体"/>
-          <w:sz w:val="18"/>
-        </w:rPr>
-        <w:t>链接:</w:t>
-      </w:r>
-      <w:hyperlink r:id="rId38">
-        <w:r>
-          <w:rPr>
-            <w:color w:val="0563C1"/>
-            <w:u w:val="single"/>
-          </w:rPr>
-          <w:t>因采购到低价内存模块，Framework 宣布为笔记本产品降价并向消费者提供差价退款</w:t>
         </w:r>
       </w:hyperlink>
     </w:p>
@@ -1666,7 +1671,7 @@
           <w:rFonts w:ascii="Times New Roman" w:hAnsi="Times New Roman" w:eastAsia="宋体"/>
           <w:sz w:val="18"/>
         </w:rPr>
-        <w:t>IT之家(60)、GameLook(8)、HackerNews(8)、Bing新闻(8)</w:t>
+        <w:t>IT之家(60)、GameLook(8)、HackerNews(6)、Bing新闻(9)</w:t>
       </w:r>
     </w:p>
     <w:p>

--- a/briefings/线口监测午报-2026-09-12.docx
+++ b/briefings/线口监测午报-2026-09-12.docx
@@ -22,7 +22,7 @@
           <w:color w:val="888888"/>
           <w:sz w:val="18"/>
         </w:rPr>
-        <w:t>监测窗口:近48小时 | 生成时间:2026-09-12 19:34</w:t>
+        <w:t>监测窗口:近48小时 | 生成时间:2026-09-12 20:07</w:t>
       </w:r>
     </w:p>
     <w:p>
@@ -580,7 +580,7 @@
           <w:color w:val="888888"/>
           <w:sz w:val="24"/>
         </w:rPr>
-        <w:t>遇见AI城：中国联通浙江分公司六大AI成果亮相中国联通合作伙伴大会</w:t>
+        <w:t>加强AI眼镜检验！湖北多举措确保2026年国家统一法律职业资格客观题考试安全</w:t>
       </w:r>
     </w:p>
     <w:p>
@@ -590,7 +590,7 @@
           <w:color w:val="888888"/>
           <w:sz w:val="18"/>
         </w:rPr>
-        <w:t>来源:Bing新闻 | 时间:09-12 05:48</w:t>
+        <w:t>来源:Bing新闻 | 时间:09-12 03:22</w:t>
       </w:r>
     </w:p>
     <w:p>
@@ -607,7 +607,7 @@
             <w:color w:val="0563C1"/>
             <w:u w:val="single"/>
           </w:rPr>
-          <w:t>遇见AI城：中国联通浙江分公司六大AI成果亮相中国联通合作伙伴大会</w:t>
+          <w:t>加强AI眼镜检验！湖北多举措确保2026年国家统一法律职业资格客观题考试安全</w:t>
         </w:r>
       </w:hyperlink>
     </w:p>
@@ -682,6 +682,57 @@
           <w:color w:val="888888"/>
           <w:sz w:val="24"/>
         </w:rPr>
+        <w:t>智能终端T台秀来了，AI眼镜、智能体耳机成主角！</w:t>
+      </w:r>
+    </w:p>
+    <w:p>
+      <w:r>
+        <w:rPr>
+          <w:rFonts w:ascii="Times New Roman" w:hAnsi="Times New Roman" w:eastAsia="宋体"/>
+          <w:color w:val="888888"/>
+          <w:sz w:val="18"/>
+        </w:rPr>
+        <w:t>来源:Bing新闻 | 时间:09-12 00:59</w:t>
+      </w:r>
+    </w:p>
+    <w:p>
+      <w:r>
+        <w:rPr>
+          <w:rFonts w:ascii="Times New Roman" w:hAnsi="Times New Roman" w:eastAsia="宋体"/>
+          <w:sz w:val="18"/>
+        </w:rPr>
+        <w:t>链接:</w:t>
+      </w:r>
+      <w:hyperlink r:id="rId21">
+        <w:r>
+          <w:rPr>
+            <w:color w:val="0563C1"/>
+            <w:u w:val="single"/>
+          </w:rPr>
+          <w:t>智能终端T台秀来了，AI眼镜、智能体耳机成主角！</w:t>
+        </w:r>
+      </w:hyperlink>
+    </w:p>
+    <w:p>
+      <w:pPr>
+        <w:pStyle w:val="Heading3"/>
+      </w:pPr>
+      <w:r>
+        <w:rPr>
+          <w:rFonts w:ascii="Times New Roman" w:hAnsi="Times New Roman" w:eastAsia="黑体"/>
+          <w:b w:val="0"/>
+          <w:color w:val="888888"/>
+          <w:sz w:val="24"/>
+        </w:rPr>
+        <w:t>【C级·参考】</w:t>
+      </w:r>
+      <w:r>
+        <w:rPr>
+          <w:rFonts w:ascii="Times New Roman" w:hAnsi="Times New Roman" w:eastAsia="黑体"/>
+          <w:b w:val="0"/>
+          <w:color w:val="888888"/>
+          <w:sz w:val="24"/>
+        </w:rPr>
         <w:t>讯飞AI眼镜接入蚂蚁灵影AOS，从“AI工具”跃升为城市生活新入口</w:t>
       </w:r>
     </w:p>
@@ -703,7 +754,7 @@
         </w:rPr>
         <w:t>链接:</w:t>
       </w:r>
-      <w:hyperlink r:id="rId21">
+      <w:hyperlink r:id="rId22">
         <w:r>
           <w:rPr>
             <w:color w:val="0563C1"/>
@@ -754,7 +805,7 @@
         </w:rPr>
         <w:t>链接:</w:t>
       </w:r>
-      <w:hyperlink r:id="rId22">
+      <w:hyperlink r:id="rId23">
         <w:r>
           <w:rPr>
             <w:color w:val="0563C1"/>
@@ -805,7 +856,7 @@
         </w:rPr>
         <w:t>链接:</w:t>
       </w:r>
-      <w:hyperlink r:id="rId23">
+      <w:hyperlink r:id="rId24">
         <w:r>
           <w:rPr>
             <w:color w:val="0563C1"/>
@@ -856,7 +907,7 @@
         </w:rPr>
         <w:t>链接:</w:t>
       </w:r>
-      <w:hyperlink r:id="rId24">
+      <w:hyperlink r:id="rId25">
         <w:r>
           <w:rPr>
             <w:color w:val="0563C1"/>
@@ -907,64 +958,13 @@
         </w:rPr>
         <w:t>链接:</w:t>
       </w:r>
-      <w:hyperlink r:id="rId25">
+      <w:hyperlink r:id="rId26">
         <w:r>
           <w:rPr>
             <w:color w:val="0563C1"/>
             <w:u w:val="single"/>
           </w:rPr>
           <w:t>《原神》63位角色声音“被AI盗用”，米哈游获赔75万元！</w:t>
-        </w:r>
-      </w:hyperlink>
-    </w:p>
-    <w:p>
-      <w:pPr>
-        <w:pStyle w:val="Heading3"/>
-      </w:pPr>
-      <w:r>
-        <w:rPr>
-          <w:rFonts w:ascii="Times New Roman" w:hAnsi="Times New Roman" w:eastAsia="黑体"/>
-          <w:b w:val="0"/>
-          <w:color w:val="888888"/>
-          <w:sz w:val="24"/>
-        </w:rPr>
-        <w:t>【C级·参考】</w:t>
-      </w:r>
-      <w:r>
-        <w:rPr>
-          <w:rFonts w:ascii="Times New Roman" w:hAnsi="Times New Roman" w:eastAsia="黑体"/>
-          <w:b w:val="0"/>
-          <w:color w:val="888888"/>
-          <w:sz w:val="24"/>
-        </w:rPr>
-        <w:t>AI眼镜防近视、3D打印鞋上脚、智慧餐台4秒结账，这场成果展展出一幕日常版“数智生活”</w:t>
-      </w:r>
-    </w:p>
-    <w:p>
-      <w:r>
-        <w:rPr>
-          <w:rFonts w:ascii="Times New Roman" w:hAnsi="Times New Roman" w:eastAsia="宋体"/>
-          <w:color w:val="888888"/>
-          <w:sz w:val="18"/>
-        </w:rPr>
-        <w:t>来源:Bing新闻 | 时间:09-11 05:11</w:t>
-      </w:r>
-    </w:p>
-    <w:p>
-      <w:r>
-        <w:rPr>
-          <w:rFonts w:ascii="Times New Roman" w:hAnsi="Times New Roman" w:eastAsia="宋体"/>
-          <w:sz w:val="18"/>
-        </w:rPr>
-        <w:t>链接:</w:t>
-      </w:r>
-      <w:hyperlink r:id="rId26">
-        <w:r>
-          <w:rPr>
-            <w:color w:val="0563C1"/>
-            <w:u w:val="single"/>
-          </w:rPr>
-          <w:t>AI眼镜防近视、3D打印鞋上脚、智慧餐台4秒结账，这场成果展展出一幕日常版“数智生活”</w:t>
         </w:r>
       </w:hyperlink>
     </w:p>
@@ -1021,6 +1021,57 @@
     </w:p>
     <w:p>
       <w:pPr>
+        <w:pStyle w:val="Heading3"/>
+      </w:pPr>
+      <w:r>
+        <w:rPr>
+          <w:rFonts w:ascii="Times New Roman" w:hAnsi="Times New Roman" w:eastAsia="黑体"/>
+          <w:b w:val="0"/>
+          <w:color w:val="888888"/>
+          <w:sz w:val="24"/>
+        </w:rPr>
+        <w:t>【C级·参考】</w:t>
+      </w:r>
+      <w:r>
+        <w:rPr>
+          <w:rFonts w:ascii="Times New Roman" w:hAnsi="Times New Roman" w:eastAsia="黑体"/>
+          <w:b w:val="0"/>
+          <w:color w:val="888888"/>
+          <w:sz w:val="24"/>
+        </w:rPr>
+        <w:t>上海首个“AI眼镜城市伴游”试点落地！从豫园到外滩，数字科技重构城市漫步</w:t>
+      </w:r>
+    </w:p>
+    <w:p>
+      <w:r>
+        <w:rPr>
+          <w:rFonts w:ascii="Times New Roman" w:hAnsi="Times New Roman" w:eastAsia="宋体"/>
+          <w:color w:val="888888"/>
+          <w:sz w:val="18"/>
+        </w:rPr>
+        <w:t>来源:Bing新闻 | 时间:09-11 01:00</w:t>
+      </w:r>
+    </w:p>
+    <w:p>
+      <w:r>
+        <w:rPr>
+          <w:rFonts w:ascii="Times New Roman" w:hAnsi="Times New Roman" w:eastAsia="宋体"/>
+          <w:sz w:val="18"/>
+        </w:rPr>
+        <w:t>链接:</w:t>
+      </w:r>
+      <w:hyperlink r:id="rId28">
+        <w:r>
+          <w:rPr>
+            <w:color w:val="0563C1"/>
+            <w:u w:val="single"/>
+          </w:rPr>
+          <w:t>上海首个“AI眼镜城市伴游”试点落地！从豫园到外滩，数字科技重构城市漫步</w:t>
+        </w:r>
+      </w:hyperlink>
+    </w:p>
+    <w:p>
+      <w:pPr>
         <w:pStyle w:val="Heading2"/>
       </w:pPr>
       <w:r>
@@ -1072,7 +1123,7 @@
         </w:rPr>
         <w:t>链接:</w:t>
       </w:r>
-      <w:hyperlink r:id="rId28">
+      <w:hyperlink r:id="rId29">
         <w:r>
           <w:rPr>
             <w:color w:val="0563C1"/>
@@ -1123,7 +1174,7 @@
         </w:rPr>
         <w:t>链接:</w:t>
       </w:r>
-      <w:hyperlink r:id="rId29">
+      <w:hyperlink r:id="rId30">
         <w:r>
           <w:rPr>
             <w:color w:val="0563C1"/>
@@ -1186,7 +1237,7 @@
         </w:rPr>
         <w:t>链接:</w:t>
       </w:r>
-      <w:hyperlink r:id="rId30">
+      <w:hyperlink r:id="rId31">
         <w:r>
           <w:rPr>
             <w:color w:val="0563C1"/>
@@ -1266,7 +1317,7 @@
         </w:rPr>
         <w:t>链接:</w:t>
       </w:r>
-      <w:hyperlink r:id="rId31">
+      <w:hyperlink r:id="rId32">
         <w:r>
           <w:rPr>
             <w:color w:val="0563C1"/>
@@ -1317,7 +1368,7 @@
         </w:rPr>
         <w:t>链接:</w:t>
       </w:r>
-      <w:hyperlink r:id="rId32">
+      <w:hyperlink r:id="rId33">
         <w:r>
           <w:rPr>
             <w:color w:val="0563C1"/>
@@ -1368,7 +1419,7 @@
         </w:rPr>
         <w:t>链接:</w:t>
       </w:r>
-      <w:hyperlink r:id="rId33">
+      <w:hyperlink r:id="rId34">
         <w:r>
           <w:rPr>
             <w:color w:val="0563C1"/>
@@ -1419,64 +1470,13 @@
         </w:rPr>
         <w:t>链接:</w:t>
       </w:r>
-      <w:hyperlink r:id="rId34">
+      <w:hyperlink r:id="rId35">
         <w:r>
           <w:rPr>
             <w:color w:val="0563C1"/>
             <w:u w:val="single"/>
           </w:rPr>
           <w:t>腾讯 QQ 开放高校群认证，旨在防范不法分子私设山寨群聊诈骗新生钱财</w:t>
-        </w:r>
-      </w:hyperlink>
-    </w:p>
-    <w:p>
-      <w:pPr>
-        <w:pStyle w:val="Heading3"/>
-      </w:pPr>
-      <w:r>
-        <w:rPr>
-          <w:rFonts w:ascii="Times New Roman" w:hAnsi="Times New Roman" w:eastAsia="黑体"/>
-          <w:b w:val="0"/>
-          <w:color w:val="888888"/>
-          <w:sz w:val="24"/>
-        </w:rPr>
-        <w:t>【C级·参考】</w:t>
-      </w:r>
-      <w:r>
-        <w:rPr>
-          <w:rFonts w:ascii="Times New Roman" w:hAnsi="Times New Roman" w:eastAsia="黑体"/>
-          <w:b w:val="0"/>
-          <w:color w:val="888888"/>
-          <w:sz w:val="24"/>
-        </w:rPr>
-        <w:t>《胡闹厨房》团队新作《怪镇奇旅》明年春季登陆 PC 平台，官方同步公布游戏实机画面</w:t>
-      </w:r>
-    </w:p>
-    <w:p>
-      <w:r>
-        <w:rPr>
-          <w:rFonts w:ascii="Times New Roman" w:hAnsi="Times New Roman" w:eastAsia="宋体"/>
-          <w:color w:val="888888"/>
-          <w:sz w:val="18"/>
-        </w:rPr>
-        <w:t>来源:IT之家 | 时间:09-12 11:24</w:t>
-      </w:r>
-    </w:p>
-    <w:p>
-      <w:r>
-        <w:rPr>
-          <w:rFonts w:ascii="Times New Roman" w:hAnsi="Times New Roman" w:eastAsia="宋体"/>
-          <w:sz w:val="18"/>
-        </w:rPr>
-        <w:t>链接:</w:t>
-      </w:r>
-      <w:hyperlink r:id="rId35">
-        <w:r>
-          <w:rPr>
-            <w:color w:val="0563C1"/>
-            <w:u w:val="single"/>
-          </w:rPr>
-          <w:t>《胡闹厨房》团队新作《怪镇奇旅》明年春季登陆 PC 平台，官方同步公布游戏实机画面</w:t>
         </w:r>
       </w:hyperlink>
     </w:p>
